--- a/borsode-tesztelesi.docx
+++ b/borsode-tesztelesi.docx
@@ -155,6 +155,12 @@
                 <w:lang w:val="en-US"/>
               </w:rPr>
               <w:t xml:space="preserve"> AAA</w:t>
+            </w:r>
+            <w:r>
+              <w:rPr>
+                <w:lang w:val="en-US"/>
+              </w:rPr>
+              <w:t>A</w:t>
             </w:r>
           </w:p>
         </w:tc>

--- a/borsode-tesztelesi.docx
+++ b/borsode-tesztelesi.docx
@@ -155,6 +155,12 @@
                 <w:lang w:val="en-US"/>
               </w:rPr>
               <w:t xml:space="preserve"> AAA</w:t>
+            </w:r>
+            <w:r>
+              <w:rPr>
+                <w:lang w:val="en-US"/>
+              </w:rPr>
+              <w:t>A</w:t>
             </w:r>
             <w:r>
               <w:rPr>

--- a/borsode-tesztelesi.docx
+++ b/borsode-tesztelesi.docx
@@ -1,6 +1,13 @@
 
 <file path=word/document.xml><?xml version="1.0" encoding="utf-8"?>
 <w:document xmlns:wpc="http://schemas.microsoft.com/office/word/2010/wordprocessingCanvas" xmlns:cx="http://schemas.microsoft.com/office/drawing/2014/chartex" xmlns:cx1="http://schemas.microsoft.com/office/drawing/2015/9/8/chartex" xmlns:cx2="http://schemas.microsoft.com/office/drawing/2015/10/21/chartex" xmlns:cx3="http://schemas.microsoft.com/office/drawing/2016/5/9/chartex" xmlns:cx4="http://schemas.microsoft.com/office/drawing/2016/5/10/chartex" xmlns:cx5="http://schemas.microsoft.com/office/drawing/2016/5/11/chartex" xmlns:cx6="http://schemas.microsoft.com/office/drawing/2016/5/12/chartex" xmlns:cx7="http://schemas.microsoft.com/office/drawing/2016/5/13/chartex" xmlns:cx8="http://schemas.microsoft.com/office/drawing/2016/5/14/chartex" xmlns:mc="http://schemas.openxmlformats.org/markup-compatibility/2006" xmlns:aink="http://schemas.microsoft.com/office/drawing/2016/ink" xmlns:am3d="http://schemas.microsoft.com/office/drawing/2017/model3d" xmlns:o="urn:schemas-microsoft-com:office:office" xmlns:oel="http://schemas.microsoft.com/office/2019/extlst" xmlns:r="http://schemas.openxmlformats.org/officeDocument/2006/relationships" xmlns:m="http://schemas.openxmlformats.org/officeDocument/2006/math" xmlns:v="urn:schemas-microsoft-com:vml" xmlns:wp14="http://schemas.microsoft.com/office/word/2010/wordprocessingDrawing" xmlns:wp="http://schemas.openxmlformats.org/drawingml/2006/wordprocessingDrawing" xmlns:w10="urn:schemas-microsoft-com:office:word" xmlns:w="http://schemas.openxmlformats.org/wordprocessingml/2006/main" xmlns:w14="http://schemas.microsoft.com/office/word/2010/wordml" xmlns:w15="http://schemas.microsoft.com/office/word/2012/wordml" xmlns:w16cex="http://schemas.microsoft.com/office/word/2018/wordml/cex" xmlns:w16cid="http://schemas.microsoft.com/office/word/2016/wordml/cid" xmlns:w16="http://schemas.microsoft.com/office/word/2018/wordml" xmlns:w16du="http://schemas.microsoft.com/office/word/2023/wordml/word16du" xmlns:w16sdtdh="http://schemas.microsoft.com/office/word/2020/wordml/sdtdatahash" xmlns:w16sdtfl="http://schemas.microsoft.com/office/word/2024/wordml/sdtformatlock" xmlns:w16se="http://schemas.microsoft.com/office/word/2015/wordml/symex" xmlns:wpg="http://schemas.microsoft.com/office/word/2010/wordprocessingGroup" xmlns:wpi="http://schemas.microsoft.com/office/word/2010/wordprocessingInk" xmlns:wne="http://schemas.microsoft.com/office/word/2006/wordml" xmlns:wps="http://schemas.microsoft.com/office/word/2010/wordprocessingShape" mc:Ignorable="w14 w15 w16se w16cid w16 w16cex w16sdtdh w16sdtfl w16du wp14">
+  <w:background w:color="C1E4F5" w:themeColor="accent1" w:themeTint="33">
+    <v:background id="_x0000_s2049" o:bwmode="white" fillcolor="#c1e4f5 [660]" o:targetscreensize="1024,768">
+      <v:fill color2="fill lighten(86)" method="linear sigma" focus="100%" type="gradientRadial">
+        <o:fill v:ext="view" type="gradientCenter"/>
+      </v:fill>
+    </v:background>
+  </w:background>
   <w:body>
     <w:p>
       <w:pPr>
@@ -8,69 +15,198 @@
           <w:lang w:val="en-US"/>
         </w:rPr>
       </w:pPr>
-      <w:r>
-        <w:rPr>
-          <w:noProof/>
-          <w:lang w:val="en-US"/>
-        </w:rPr>
-        <w:drawing>
-          <wp:inline distT="0" distB="0" distL="0" distR="0" wp14:anchorId="247B9222" wp14:editId="7923E8CC">
-            <wp:extent cx="7343775" cy="10382250"/>
-            <wp:effectExtent l="0" t="0" r="9525" b="0"/>
-            <wp:docPr id="1556098630" name="Kép 88"/>
-            <wp:cNvGraphicFramePr>
-              <a:graphicFrameLocks xmlns:a="http://schemas.openxmlformats.org/drawingml/2006/main" noChangeAspect="1"/>
-            </wp:cNvGraphicFramePr>
-            <a:graphic xmlns:a="http://schemas.openxmlformats.org/drawingml/2006/main">
-              <a:graphicData uri="http://schemas.openxmlformats.org/drawingml/2006/picture">
-                <pic:pic xmlns:pic="http://schemas.openxmlformats.org/drawingml/2006/picture">
-                  <pic:nvPicPr>
-                    <pic:cNvPr id="0" name="Picture 1"/>
-                    <pic:cNvPicPr>
-                      <a:picLocks noChangeAspect="1" noChangeArrowheads="1"/>
-                    </pic:cNvPicPr>
-                  </pic:nvPicPr>
-                  <pic:blipFill>
-                    <a:blip r:embed="rId4">
-                      <a:extLst>
-                        <a:ext uri="{28A0092B-C50C-407E-A947-70E740481C1C}">
-                          <a14:useLocalDpi xmlns:a14="http://schemas.microsoft.com/office/drawing/2010/main" val="0"/>
-                        </a:ext>
-                      </a:extLst>
-                    </a:blip>
-                    <a:srcRect/>
-                    <a:stretch>
-                      <a:fillRect/>
-                    </a:stretch>
-                  </pic:blipFill>
-                  <pic:spPr bwMode="auto">
-                    <a:xfrm>
-                      <a:off x="0" y="0"/>
-                      <a:ext cx="7343775" cy="10382250"/>
-                    </a:xfrm>
-                    <a:prstGeom prst="rect">
-                      <a:avLst/>
-                    </a:prstGeom>
-                    <a:noFill/>
-                    <a:ln>
-                      <a:noFill/>
-                    </a:ln>
-                  </pic:spPr>
-                </pic:pic>
-              </a:graphicData>
-            </a:graphic>
-          </wp:inline>
-        </w:drawing>
-      </w:r>
     </w:p>
     <w:p>
       <w:pPr>
+        <w:spacing w:after="40"/>
+        <w:jc w:val="center"/>
+        <w:rPr>
+          <w:lang w:val="en-US"/>
+        </w:rPr>
+      </w:pPr>
+      <w:r>
+        <w:rPr>
+          <w:lang w:val="en-US"/>
+        </w:rPr>
+        <w:t>Budapesti Műszaki Szakképzési Centrum Neumann János Informatikai Technikum.</w:t>
+      </w:r>
+    </w:p>
+    <w:p>
+      <w:pPr>
+        <w:spacing w:after="40"/>
+        <w:jc w:val="center"/>
+        <w:rPr>
+          <w:lang w:val="en-US"/>
+        </w:rPr>
+      </w:pPr>
+    </w:p>
+    <w:p>
+      <w:pPr>
+        <w:spacing w:after="40"/>
+        <w:jc w:val="center"/>
+        <w:rPr>
+          <w:lang w:val="en-US"/>
+        </w:rPr>
+      </w:pPr>
+      <w:r>
+        <w:rPr>
+          <w:lang w:val="en-US"/>
+        </w:rPr>
+        <w:t>Szakképesítés neve: Informatikai rendszer- és alkalmazás-üzemeltető technikus.</w:t>
+      </w:r>
+    </w:p>
+    <w:p>
+      <w:pPr>
+        <w:spacing w:after="40"/>
+        <w:jc w:val="center"/>
+        <w:rPr>
+          <w:lang w:val="en-US"/>
+        </w:rPr>
+      </w:pPr>
+    </w:p>
+    <w:p>
+      <w:pPr>
+        <w:spacing w:after="680"/>
+        <w:jc w:val="center"/>
+        <w:rPr>
+          <w:lang w:val="en-US"/>
+        </w:rPr>
+      </w:pPr>
+      <w:r>
+        <w:rPr>
+          <w:lang w:val="en-US"/>
+        </w:rPr>
+        <w:t>száma: 5-0612-12-02</w:t>
+      </w:r>
+    </w:p>
+    <w:p>
+      <w:pPr>
+        <w:spacing w:after="120"/>
+        <w:jc w:val="center"/>
+      </w:pPr>
+      <w:r>
+        <w:rPr>
+          <w:rFonts w:ascii="Arial" w:eastAsia="Arial" w:hAnsi="Arial"/>
+          <w:b/>
+          <w:sz w:val="52"/>
+        </w:rPr>
+        <w:t>Vizsgaremek</w:t>
+      </w:r>
+    </w:p>
+    <w:p>
+      <w:pPr>
+        <w:spacing w:after="1800"/>
+        <w:jc w:val="center"/>
+      </w:pPr>
+      <w:r>
+        <w:rPr>
+          <w:rFonts w:ascii="Arial" w:eastAsia="Arial" w:hAnsi="Arial"/>
+          <w:sz w:val="32"/>
+        </w:rPr>
+        <w:t>Tesztelési</w:t>
+      </w:r>
+      <w:r>
+        <w:rPr>
+          <w:rFonts w:ascii="Arial" w:eastAsia="Arial" w:hAnsi="Arial"/>
+          <w:sz w:val="32"/>
+        </w:rPr>
+        <w:t xml:space="preserve"> dokumentáció</w:t>
+      </w:r>
+    </w:p>
+    <w:p>
+      <w:pPr>
+        <w:spacing w:after="240"/>
+        <w:jc w:val="right"/>
+        <w:rPr>
+          <w:rFonts w:ascii="Arial" w:eastAsia="Arial" w:hAnsi="Arial"/>
+          <w:b/>
+        </w:rPr>
+      </w:pPr>
+    </w:p>
+    <w:p>
+      <w:pPr>
+        <w:spacing w:after="240"/>
+        <w:jc w:val="right"/>
+        <w:rPr>
+          <w:rFonts w:ascii="Arial" w:eastAsia="Arial" w:hAnsi="Arial"/>
+          <w:b/>
+        </w:rPr>
+      </w:pPr>
+    </w:p>
+    <w:p>
+      <w:pPr>
+        <w:spacing w:after="240"/>
+        <w:ind w:right="509"/>
+        <w:jc w:val="right"/>
+      </w:pPr>
+      <w:r>
+        <w:rPr>
+          <w:rFonts w:ascii="Arial" w:eastAsia="Arial" w:hAnsi="Arial"/>
+          <w:b/>
+        </w:rPr>
+        <w:t>Csapatnév:</w:t>
+      </w:r>
+      <w:r>
+        <w:rPr>
+          <w:rFonts w:ascii="Arial" w:eastAsia="Arial" w:hAnsi="Arial"/>
+          <w:b/>
+        </w:rPr>
+        <w:br/>
+      </w:r>
+      <w:proofErr w:type="spellStart"/>
+      <w:r>
+        <w:rPr>
+          <w:rFonts w:ascii="Arial" w:eastAsia="Arial" w:hAnsi="Arial"/>
+          <w:b/>
+        </w:rPr>
+        <w:t>Borsode</w:t>
+      </w:r>
+      <w:proofErr w:type="spellEnd"/>
+    </w:p>
+    <w:p>
+      <w:pPr>
+        <w:spacing w:after="2000"/>
+        <w:ind w:left="284" w:right="509"/>
+        <w:jc w:val="right"/>
+        <w:rPr>
+          <w:rFonts w:ascii="Arial" w:eastAsia="Arial" w:hAnsi="Arial"/>
+        </w:rPr>
+      </w:pPr>
+      <w:r>
+        <w:rPr>
+          <w:rFonts w:ascii="Arial" w:eastAsia="Arial" w:hAnsi="Arial"/>
+        </w:rPr>
+        <w:t>Készítették: Szabó-Nagy Patrik</w:t>
+      </w:r>
+      <w:r>
+        <w:rPr>
+          <w:rFonts w:ascii="Arial" w:eastAsia="Arial" w:hAnsi="Arial"/>
+        </w:rPr>
+        <w:br/>
+        <w:t>Szigeti Hunor</w:t>
+      </w:r>
+    </w:p>
+    <w:p>
+      <w:pPr>
+        <w:ind w:right="651"/>
         <w:rPr>
           <w:lang w:val="en-US"/>
         </w:rPr>
         <w:sectPr>
+          <w:headerReference w:type="even" r:id="rId6"/>
+          <w:headerReference w:type="default" r:id="rId7"/>
+          <w:footerReference w:type="even" r:id="rId8"/>
+          <w:footerReference w:type="default" r:id="rId9"/>
+          <w:headerReference w:type="first" r:id="rId10"/>
+          <w:footerReference w:type="first" r:id="rId11"/>
           <w:pgSz w:w="11906" w:h="16838"/>
           <w:pgMar w:top="170" w:right="170" w:bottom="170" w:left="170" w:header="720" w:footer="720" w:gutter="0"/>
+          <w:pgBorders w:offsetFrom="page">
+            <w:top w:val="dotDash" w:sz="12" w:space="24" w:color="auto"/>
+            <w:left w:val="dotDash" w:sz="12" w:space="24" w:color="auto"/>
+            <w:bottom w:val="dotDash" w:sz="12" w:space="24" w:color="auto"/>
+            <w:right w:val="dotDash" w:sz="12" w:space="24" w:color="auto"/>
+          </w:pgBorders>
           <w:cols w:space="708"/>
         </w:sectPr>
       </w:pPr>
@@ -1130,19 +1266,7 @@
               <w:rPr>
                 <w:lang w:val="en-US"/>
               </w:rPr>
-              <w:t xml:space="preserve"> AAA</w:t>
-            </w:r>
-            <w:r>
-              <w:rPr>
-                <w:lang w:val="en-US"/>
-              </w:rPr>
-              <w:t>A</w:t>
-            </w:r>
-            <w:r>
-              <w:rPr>
-                <w:lang w:val="en-US"/>
-              </w:rPr>
-              <w:t>A</w:t>
+              <w:t xml:space="preserve"> </w:t>
             </w:r>
           </w:p>
         </w:tc>
@@ -2722,7 +2846,7 @@
                     </pic:cNvPicPr>
                   </pic:nvPicPr>
                   <pic:blipFill>
-                    <a:blip r:embed="rId5" cstate="print">
+                    <a:blip r:embed="rId12" cstate="print">
                       <a:extLst>
                         <a:ext uri="{28A0092B-C50C-407E-A947-70E740481C1C}">
                           <a14:useLocalDpi xmlns:a14="http://schemas.microsoft.com/office/drawing/2010/main" val="0"/>
@@ -3073,21 +3197,7 @@
         <w:rPr>
           <w:lang w:val="en-US"/>
         </w:rPr>
-        <w:t xml:space="preserve"> </w:t>
-      </w:r>
-      <w:proofErr w:type="spellStart"/>
-      <w:r>
-        <w:rPr>
-          <w:lang w:val="en-US"/>
-        </w:rPr>
-        <w:t>switchek</w:t>
-      </w:r>
-      <w:proofErr w:type="spellEnd"/>
-      <w:r>
-        <w:rPr>
-          <w:lang w:val="en-US"/>
-        </w:rPr>
-        <w:t xml:space="preserve">, VLAN-ok, </w:t>
+        <w:t xml:space="preserve"> switchek, VLAN-ok, </w:t>
       </w:r>
       <w:proofErr w:type="spellStart"/>
       <w:r>
@@ -3325,7 +3435,7 @@
                     </pic:cNvPicPr>
                   </pic:nvPicPr>
                   <pic:blipFill>
-                    <a:blip r:embed="rId6">
+                    <a:blip r:embed="rId13">
                       <a:extLst>
                         <a:ext uri="{28A0092B-C50C-407E-A947-70E740481C1C}">
                           <a14:useLocalDpi xmlns:a14="http://schemas.microsoft.com/office/drawing/2010/main" val="0"/>
@@ -3892,7 +4002,7 @@
                     </pic:cNvPicPr>
                   </pic:nvPicPr>
                   <pic:blipFill>
-                    <a:blip r:embed="rId7">
+                    <a:blip r:embed="rId14">
                       <a:extLst>
                         <a:ext uri="{28A0092B-C50C-407E-A947-70E740481C1C}">
                           <a14:useLocalDpi xmlns:a14="http://schemas.microsoft.com/office/drawing/2010/main" val="0"/>
@@ -4444,7 +4554,7 @@
                     </pic:cNvPicPr>
                   </pic:nvPicPr>
                   <pic:blipFill>
-                    <a:blip r:embed="rId8">
+                    <a:blip r:embed="rId15">
                       <a:extLst>
                         <a:ext uri="{28A0092B-C50C-407E-A947-70E740481C1C}">
                           <a14:useLocalDpi xmlns:a14="http://schemas.microsoft.com/office/drawing/2010/main" val="0"/>
@@ -4969,7 +5079,7 @@
                     </pic:cNvPicPr>
                   </pic:nvPicPr>
                   <pic:blipFill>
-                    <a:blip r:embed="rId9">
+                    <a:blip r:embed="rId16">
                       <a:extLst>
                         <a:ext uri="{28A0092B-C50C-407E-A947-70E740481C1C}">
                           <a14:useLocalDpi xmlns:a14="http://schemas.microsoft.com/office/drawing/2010/main" val="0"/>
@@ -5711,7 +5821,7 @@
                     </pic:cNvPicPr>
                   </pic:nvPicPr>
                   <pic:blipFill>
-                    <a:blip r:embed="rId10">
+                    <a:blip r:embed="rId17">
                       <a:extLst>
                         <a:ext uri="{28A0092B-C50C-407E-A947-70E740481C1C}">
                           <a14:useLocalDpi xmlns:a14="http://schemas.microsoft.com/office/drawing/2010/main" val="0"/>
@@ -6468,7 +6578,7 @@
                     </pic:cNvPicPr>
                   </pic:nvPicPr>
                   <pic:blipFill>
-                    <a:blip r:embed="rId11">
+                    <a:blip r:embed="rId18">
                       <a:extLst>
                         <a:ext uri="{28A0092B-C50C-407E-A947-70E740481C1C}">
                           <a14:useLocalDpi xmlns:a14="http://schemas.microsoft.com/office/drawing/2010/main" val="0"/>
@@ -6607,7 +6717,21 @@
         <w:rPr>
           <w:lang w:val="en-US"/>
         </w:rPr>
-        <w:t xml:space="preserve"> a 8.0.0.1/24 </w:t>
+        <w:t xml:space="preserve"> </w:t>
+      </w:r>
+      <w:proofErr w:type="gramStart"/>
+      <w:r>
+        <w:rPr>
+          <w:lang w:val="en-US"/>
+        </w:rPr>
+        <w:t>a</w:t>
+      </w:r>
+      <w:proofErr w:type="gramEnd"/>
+      <w:r>
+        <w:rPr>
+          <w:lang w:val="en-US"/>
+        </w:rPr>
+        <w:t xml:space="preserve"> 8.0.0.1/24 </w:t>
       </w:r>
       <w:proofErr w:type="spellStart"/>
       <w:r>
@@ -6621,7 +6745,21 @@
         <w:rPr>
           <w:lang w:val="en-US"/>
         </w:rPr>
-        <w:t xml:space="preserve">, a 8.0.0.254 HSRP </w:t>
+        <w:t xml:space="preserve">, </w:t>
+      </w:r>
+      <w:proofErr w:type="gramStart"/>
+      <w:r>
+        <w:rPr>
+          <w:lang w:val="en-US"/>
+        </w:rPr>
+        <w:t>a</w:t>
+      </w:r>
+      <w:proofErr w:type="gramEnd"/>
+      <w:r>
+        <w:rPr>
+          <w:lang w:val="en-US"/>
+        </w:rPr>
+        <w:t xml:space="preserve"> 8.0.0.254 HSRP </w:t>
       </w:r>
       <w:proofErr w:type="spellStart"/>
       <w:r>
@@ -6880,7 +7018,7 @@
                     </pic:cNvPicPr>
                   </pic:nvPicPr>
                   <pic:blipFill>
-                    <a:blip r:embed="rId12">
+                    <a:blip r:embed="rId19">
                       <a:extLst>
                         <a:ext uri="{28A0092B-C50C-407E-A947-70E740481C1C}">
                           <a14:useLocalDpi xmlns:a14="http://schemas.microsoft.com/office/drawing/2010/main" val="0"/>
@@ -7318,7 +7456,7 @@
                     </pic:cNvPicPr>
                   </pic:nvPicPr>
                   <pic:blipFill>
-                    <a:blip r:embed="rId13">
+                    <a:blip r:embed="rId20">
                       <a:extLst>
                         <a:ext uri="{28A0092B-C50C-407E-A947-70E740481C1C}">
                           <a14:useLocalDpi xmlns:a14="http://schemas.microsoft.com/office/drawing/2010/main" val="0"/>
@@ -7505,7 +7643,21 @@
         <w:rPr>
           <w:lang w:val="en-US"/>
         </w:rPr>
-        <w:t xml:space="preserve"> a 8.0.0.2-t. A </w:t>
+        <w:t xml:space="preserve"> </w:t>
+      </w:r>
+      <w:proofErr w:type="gramStart"/>
+      <w:r>
+        <w:rPr>
+          <w:lang w:val="en-US"/>
+        </w:rPr>
+        <w:t>a</w:t>
+      </w:r>
+      <w:proofErr w:type="gramEnd"/>
+      <w:r>
+        <w:rPr>
+          <w:lang w:val="en-US"/>
+        </w:rPr>
+        <w:t xml:space="preserve"> 8.0.0.2-t. A </w:t>
       </w:r>
       <w:proofErr w:type="spellStart"/>
       <w:r>
@@ -8051,7 +8203,7 @@
                     </pic:cNvPicPr>
                   </pic:nvPicPr>
                   <pic:blipFill>
-                    <a:blip r:embed="rId14">
+                    <a:blip r:embed="rId21">
                       <a:extLst>
                         <a:ext uri="{28A0092B-C50C-407E-A947-70E740481C1C}">
                           <a14:useLocalDpi xmlns:a14="http://schemas.microsoft.com/office/drawing/2010/main" val="0"/>
@@ -8914,7 +9066,7 @@
                     </pic:cNvPicPr>
                   </pic:nvPicPr>
                   <pic:blipFill>
-                    <a:blip r:embed="rId15">
+                    <a:blip r:embed="rId22">
                       <a:extLst>
                         <a:ext uri="{28A0092B-C50C-407E-A947-70E740481C1C}">
                           <a14:useLocalDpi xmlns:a14="http://schemas.microsoft.com/office/drawing/2010/main" val="0"/>
@@ -9311,7 +9463,7 @@
                     </pic:cNvPicPr>
                   </pic:nvPicPr>
                   <pic:blipFill>
-                    <a:blip r:embed="rId16">
+                    <a:blip r:embed="rId23">
                       <a:extLst>
                         <a:ext uri="{28A0092B-C50C-407E-A947-70E740481C1C}">
                           <a14:useLocalDpi xmlns:a14="http://schemas.microsoft.com/office/drawing/2010/main" val="0"/>
@@ -9737,7 +9889,7 @@
                     </pic:cNvPicPr>
                   </pic:nvPicPr>
                   <pic:blipFill>
-                    <a:blip r:embed="rId17">
+                    <a:blip r:embed="rId24">
                       <a:extLst>
                         <a:ext uri="{28A0092B-C50C-407E-A947-70E740481C1C}">
                           <a14:useLocalDpi xmlns:a14="http://schemas.microsoft.com/office/drawing/2010/main" val="0"/>
@@ -10117,7 +10269,7 @@
                     </pic:cNvPicPr>
                   </pic:nvPicPr>
                   <pic:blipFill>
-                    <a:blip r:embed="rId18">
+                    <a:blip r:embed="rId25">
                       <a:extLst>
                         <a:ext uri="{28A0092B-C50C-407E-A947-70E740481C1C}">
                           <a14:useLocalDpi xmlns:a14="http://schemas.microsoft.com/office/drawing/2010/main" val="0"/>
@@ -10528,7 +10680,7 @@
                     </pic:cNvPicPr>
                   </pic:nvPicPr>
                   <pic:blipFill>
-                    <a:blip r:embed="rId19">
+                    <a:blip r:embed="rId26">
                       <a:extLst>
                         <a:ext uri="{28A0092B-C50C-407E-A947-70E740481C1C}">
                           <a14:useLocalDpi xmlns:a14="http://schemas.microsoft.com/office/drawing/2010/main" val="0"/>
@@ -11228,7 +11380,7 @@
                     </pic:cNvPicPr>
                   </pic:nvPicPr>
                   <pic:blipFill>
-                    <a:blip r:embed="rId20">
+                    <a:blip r:embed="rId27">
                       <a:extLst>
                         <a:ext uri="{28A0092B-C50C-407E-A947-70E740481C1C}">
                           <a14:useLocalDpi xmlns:a14="http://schemas.microsoft.com/office/drawing/2010/main" val="0"/>
@@ -11686,7 +11838,7 @@
                     </pic:cNvPicPr>
                   </pic:nvPicPr>
                   <pic:blipFill>
-                    <a:blip r:embed="rId21">
+                    <a:blip r:embed="rId28">
                       <a:extLst>
                         <a:ext uri="{28A0092B-C50C-407E-A947-70E740481C1C}">
                           <a14:useLocalDpi xmlns:a14="http://schemas.microsoft.com/office/drawing/2010/main" val="0"/>
@@ -11797,7 +11949,21 @@
         <w:rPr>
           <w:lang w:val="en-US"/>
         </w:rPr>
-        <w:t xml:space="preserve"> a 8.0.0.12 IPv4-címet </w:t>
+        <w:t xml:space="preserve"> </w:t>
+      </w:r>
+      <w:proofErr w:type="gramStart"/>
+      <w:r>
+        <w:rPr>
+          <w:lang w:val="en-US"/>
+        </w:rPr>
+        <w:t>a</w:t>
+      </w:r>
+      <w:proofErr w:type="gramEnd"/>
+      <w:r>
+        <w:rPr>
+          <w:lang w:val="en-US"/>
+        </w:rPr>
+        <w:t xml:space="preserve"> 8.0.0.12 IPv4-címet </w:t>
       </w:r>
       <w:proofErr w:type="spellStart"/>
       <w:r>
@@ -12033,7 +12199,7 @@
                     </pic:cNvPicPr>
                   </pic:nvPicPr>
                   <pic:blipFill>
-                    <a:blip r:embed="rId22">
+                    <a:blip r:embed="rId29">
                       <a:extLst>
                         <a:ext uri="{28A0092B-C50C-407E-A947-70E740481C1C}">
                           <a14:useLocalDpi xmlns:a14="http://schemas.microsoft.com/office/drawing/2010/main" val="0"/>
@@ -12160,7 +12326,21 @@
         <w:rPr>
           <w:lang w:val="en-US"/>
         </w:rPr>
-        <w:t xml:space="preserve"> a 8.0.0.254 </w:t>
+        <w:t xml:space="preserve"> </w:t>
+      </w:r>
+      <w:proofErr w:type="gramStart"/>
+      <w:r>
+        <w:rPr>
+          <w:lang w:val="en-US"/>
+        </w:rPr>
+        <w:t>a</w:t>
+      </w:r>
+      <w:proofErr w:type="gramEnd"/>
+      <w:r>
+        <w:rPr>
+          <w:lang w:val="en-US"/>
+        </w:rPr>
+        <w:t xml:space="preserve"> 8.0.0.254 </w:t>
       </w:r>
       <w:proofErr w:type="spellStart"/>
       <w:r>
@@ -12473,7 +12653,7 @@
                     </pic:cNvPicPr>
                   </pic:nvPicPr>
                   <pic:blipFill>
-                    <a:blip r:embed="rId23">
+                    <a:blip r:embed="rId30">
                       <a:extLst>
                         <a:ext uri="{28A0092B-C50C-407E-A947-70E740481C1C}">
                           <a14:useLocalDpi xmlns:a14="http://schemas.microsoft.com/office/drawing/2010/main" val="0"/>
@@ -13262,7 +13442,7 @@
                     </pic:cNvPicPr>
                   </pic:nvPicPr>
                   <pic:blipFill>
-                    <a:blip r:embed="rId24">
+                    <a:blip r:embed="rId31">
                       <a:extLst>
                         <a:ext uri="{28A0092B-C50C-407E-A947-70E740481C1C}">
                           <a14:useLocalDpi xmlns:a14="http://schemas.microsoft.com/office/drawing/2010/main" val="0"/>
@@ -14073,7 +14253,7 @@
                     </pic:cNvPicPr>
                   </pic:nvPicPr>
                   <pic:blipFill>
-                    <a:blip r:embed="rId25">
+                    <a:blip r:embed="rId32">
                       <a:extLst>
                         <a:ext uri="{28A0092B-C50C-407E-A947-70E740481C1C}">
                           <a14:useLocalDpi xmlns:a14="http://schemas.microsoft.com/office/drawing/2010/main" val="0"/>
@@ -14542,7 +14722,7 @@
                     </pic:cNvPicPr>
                   </pic:nvPicPr>
                   <pic:blipFill>
-                    <a:blip r:embed="rId26">
+                    <a:blip r:embed="rId33">
                       <a:extLst>
                         <a:ext uri="{28A0092B-C50C-407E-A947-70E740481C1C}">
                           <a14:useLocalDpi xmlns:a14="http://schemas.microsoft.com/office/drawing/2010/main" val="0"/>
@@ -15038,7 +15218,7 @@
                     </pic:cNvPicPr>
                   </pic:nvPicPr>
                   <pic:blipFill>
-                    <a:blip r:embed="rId27">
+                    <a:blip r:embed="rId34">
                       <a:extLst>
                         <a:ext uri="{28A0092B-C50C-407E-A947-70E740481C1C}">
                           <a14:useLocalDpi xmlns:a14="http://schemas.microsoft.com/office/drawing/2010/main" val="0"/>
@@ -15493,7 +15673,7 @@
                     </pic:cNvPicPr>
                   </pic:nvPicPr>
                   <pic:blipFill>
-                    <a:blip r:embed="rId28">
+                    <a:blip r:embed="rId35">
                       <a:extLst>
                         <a:ext uri="{28A0092B-C50C-407E-A947-70E740481C1C}">
                           <a14:useLocalDpi xmlns:a14="http://schemas.microsoft.com/office/drawing/2010/main" val="0"/>
@@ -15877,7 +16057,7 @@
                     </pic:cNvPicPr>
                   </pic:nvPicPr>
                   <pic:blipFill>
-                    <a:blip r:embed="rId29">
+                    <a:blip r:embed="rId36">
                       <a:extLst>
                         <a:ext uri="{28A0092B-C50C-407E-A947-70E740481C1C}">
                           <a14:useLocalDpi xmlns:a14="http://schemas.microsoft.com/office/drawing/2010/main" val="0"/>
@@ -16304,7 +16484,7 @@
                     </pic:cNvPicPr>
                   </pic:nvPicPr>
                   <pic:blipFill>
-                    <a:blip r:embed="rId30">
+                    <a:blip r:embed="rId37">
                       <a:extLst>
                         <a:ext uri="{28A0092B-C50C-407E-A947-70E740481C1C}">
                           <a14:useLocalDpi xmlns:a14="http://schemas.microsoft.com/office/drawing/2010/main" val="0"/>
@@ -16735,7 +16915,7 @@
                     </pic:cNvPicPr>
                   </pic:nvPicPr>
                   <pic:blipFill>
-                    <a:blip r:embed="rId31">
+                    <a:blip r:embed="rId38">
                       <a:extLst>
                         <a:ext uri="{28A0092B-C50C-407E-A947-70E740481C1C}">
                           <a14:useLocalDpi xmlns:a14="http://schemas.microsoft.com/office/drawing/2010/main" val="0"/>
@@ -17164,7 +17344,7 @@
                     </pic:cNvPicPr>
                   </pic:nvPicPr>
                   <pic:blipFill>
-                    <a:blip r:embed="rId32">
+                    <a:blip r:embed="rId39">
                       <a:extLst>
                         <a:ext uri="{28A0092B-C50C-407E-A947-70E740481C1C}">
                           <a14:useLocalDpi xmlns:a14="http://schemas.microsoft.com/office/drawing/2010/main" val="0"/>
@@ -17591,7 +17771,7 @@
                     </pic:cNvPicPr>
                   </pic:nvPicPr>
                   <pic:blipFill>
-                    <a:blip r:embed="rId33">
+                    <a:blip r:embed="rId40">
                       <a:extLst>
                         <a:ext uri="{28A0092B-C50C-407E-A947-70E740481C1C}">
                           <a14:useLocalDpi xmlns:a14="http://schemas.microsoft.com/office/drawing/2010/main" val="0"/>
@@ -18059,7 +18239,7 @@
                     </pic:cNvPicPr>
                   </pic:nvPicPr>
                   <pic:blipFill>
-                    <a:blip r:embed="rId34">
+                    <a:blip r:embed="rId41">
                       <a:extLst>
                         <a:ext uri="{28A0092B-C50C-407E-A947-70E740481C1C}">
                           <a14:useLocalDpi xmlns:a14="http://schemas.microsoft.com/office/drawing/2010/main" val="0"/>
@@ -18359,7 +18539,7 @@
                     </pic:cNvPicPr>
                   </pic:nvPicPr>
                   <pic:blipFill>
-                    <a:blip r:embed="rId35">
+                    <a:blip r:embed="rId42">
                       <a:extLst>
                         <a:ext uri="{28A0092B-C50C-407E-A947-70E740481C1C}">
                           <a14:useLocalDpi xmlns:a14="http://schemas.microsoft.com/office/drawing/2010/main" val="0"/>
@@ -18772,7 +18952,7 @@
                     </pic:cNvPicPr>
                   </pic:nvPicPr>
                   <pic:blipFill>
-                    <a:blip r:embed="rId36">
+                    <a:blip r:embed="rId43">
                       <a:extLst>
                         <a:ext uri="{28A0092B-C50C-407E-A947-70E740481C1C}">
                           <a14:useLocalDpi xmlns:a14="http://schemas.microsoft.com/office/drawing/2010/main" val="0"/>
@@ -19198,7 +19378,7 @@
                     </pic:cNvPicPr>
                   </pic:nvPicPr>
                   <pic:blipFill>
-                    <a:blip r:embed="rId37">
+                    <a:blip r:embed="rId44">
                       <a:extLst>
                         <a:ext uri="{28A0092B-C50C-407E-A947-70E740481C1C}">
                           <a14:useLocalDpi xmlns:a14="http://schemas.microsoft.com/office/drawing/2010/main" val="0"/>
@@ -19650,7 +19830,7 @@
                     </pic:cNvPicPr>
                   </pic:nvPicPr>
                   <pic:blipFill>
-                    <a:blip r:embed="rId38">
+                    <a:blip r:embed="rId45">
                       <a:extLst>
                         <a:ext uri="{28A0092B-C50C-407E-A947-70E740481C1C}">
                           <a14:useLocalDpi xmlns:a14="http://schemas.microsoft.com/office/drawing/2010/main" val="0"/>
@@ -19983,7 +20163,7 @@
                     </pic:cNvPicPr>
                   </pic:nvPicPr>
                   <pic:blipFill>
-                    <a:blip r:embed="rId39">
+                    <a:blip r:embed="rId46">
                       <a:extLst>
                         <a:ext uri="{28A0092B-C50C-407E-A947-70E740481C1C}">
                           <a14:useLocalDpi xmlns:a14="http://schemas.microsoft.com/office/drawing/2010/main" val="0"/>
@@ -20405,7 +20585,7 @@
                     </pic:cNvPicPr>
                   </pic:nvPicPr>
                   <pic:blipFill>
-                    <a:blip r:embed="rId40">
+                    <a:blip r:embed="rId47">
                       <a:extLst>
                         <a:ext uri="{28A0092B-C50C-407E-A947-70E740481C1C}">
                           <a14:useLocalDpi xmlns:a14="http://schemas.microsoft.com/office/drawing/2010/main" val="0"/>
@@ -21090,7 +21270,7 @@
                     </pic:cNvPicPr>
                   </pic:nvPicPr>
                   <pic:blipFill>
-                    <a:blip r:embed="rId41">
+                    <a:blip r:embed="rId48">
                       <a:extLst>
                         <a:ext uri="{28A0092B-C50C-407E-A947-70E740481C1C}">
                           <a14:useLocalDpi xmlns:a14="http://schemas.microsoft.com/office/drawing/2010/main" val="0"/>
@@ -21876,7 +22056,7 @@
                     </pic:cNvPicPr>
                   </pic:nvPicPr>
                   <pic:blipFill>
-                    <a:blip r:embed="rId42">
+                    <a:blip r:embed="rId49">
                       <a:extLst>
                         <a:ext uri="{28A0092B-C50C-407E-A947-70E740481C1C}">
                           <a14:useLocalDpi xmlns:a14="http://schemas.microsoft.com/office/drawing/2010/main" val="0"/>
@@ -22323,7 +22503,7 @@
                     </pic:cNvPicPr>
                   </pic:nvPicPr>
                   <pic:blipFill>
-                    <a:blip r:embed="rId43">
+                    <a:blip r:embed="rId50">
                       <a:extLst>
                         <a:ext uri="{28A0092B-C50C-407E-A947-70E740481C1C}">
                           <a14:useLocalDpi xmlns:a14="http://schemas.microsoft.com/office/drawing/2010/main" val="0"/>
@@ -22734,7 +22914,7 @@
                     </pic:cNvPicPr>
                   </pic:nvPicPr>
                   <pic:blipFill>
-                    <a:blip r:embed="rId44">
+                    <a:blip r:embed="rId51">
                       <a:extLst>
                         <a:ext uri="{28A0092B-C50C-407E-A947-70E740481C1C}">
                           <a14:useLocalDpi xmlns:a14="http://schemas.microsoft.com/office/drawing/2010/main" val="0"/>
@@ -23235,7 +23415,7 @@
                     </pic:cNvPicPr>
                   </pic:nvPicPr>
                   <pic:blipFill>
-                    <a:blip r:embed="rId45">
+                    <a:blip r:embed="rId52">
                       <a:extLst>
                         <a:ext uri="{28A0092B-C50C-407E-A947-70E740481C1C}">
                           <a14:useLocalDpi xmlns:a14="http://schemas.microsoft.com/office/drawing/2010/main" val="0"/>
@@ -23692,7 +23872,7 @@
                     </pic:cNvPicPr>
                   </pic:nvPicPr>
                   <pic:blipFill>
-                    <a:blip r:embed="rId46">
+                    <a:blip r:embed="rId53">
                       <a:extLst>
                         <a:ext uri="{28A0092B-C50C-407E-A947-70E740481C1C}">
                           <a14:useLocalDpi xmlns:a14="http://schemas.microsoft.com/office/drawing/2010/main" val="0"/>
@@ -24124,7 +24304,7 @@
                     </pic:cNvPicPr>
                   </pic:nvPicPr>
                   <pic:blipFill>
-                    <a:blip r:embed="rId47">
+                    <a:blip r:embed="rId54">
                       <a:extLst>
                         <a:ext uri="{28A0092B-C50C-407E-A947-70E740481C1C}">
                           <a14:useLocalDpi xmlns:a14="http://schemas.microsoft.com/office/drawing/2010/main" val="0"/>
@@ -27169,25 +27349,7 @@
           <w:lang w:val="en-US"/>
         </w:rPr>
         <w:lastRenderedPageBreak/>
-        <w:t xml:space="preserve">T1 – A </w:t>
-      </w:r>
-      <w:proofErr w:type="spellStart"/>
-      <w:r>
-        <w:rPr>
-          <w:b/>
-          <w:bCs/>
-          <w:lang w:val="en-US"/>
-        </w:rPr>
-        <w:t>MikroTik</w:t>
-      </w:r>
-      <w:proofErr w:type="spellEnd"/>
-      <w:r>
-        <w:rPr>
-          <w:b/>
-          <w:bCs/>
-          <w:lang w:val="en-US"/>
-        </w:rPr>
-        <w:t xml:space="preserve"> gateway </w:t>
+        <w:t xml:space="preserve">T1 – A MikroTik gateway </w:t>
       </w:r>
       <w:proofErr w:type="spellStart"/>
       <w:r>
@@ -27244,6 +27406,7 @@
       </w:pPr>
       <w:r>
         <w:rPr>
+          <w:noProof/>
           <w:lang w:val="en-US"/>
         </w:rPr>
         <w:drawing>
@@ -27264,7 +27427,7 @@
                     </pic:cNvPicPr>
                   </pic:nvPicPr>
                   <pic:blipFill>
-                    <a:blip r:embed="rId48">
+                    <a:blip r:embed="rId55">
                       <a:extLst>
                         <a:ext uri="{28A0092B-C50C-407E-A947-70E740481C1C}">
                           <a14:useLocalDpi xmlns:a14="http://schemas.microsoft.com/office/drawing/2010/main" val="0"/>
@@ -27456,21 +27619,7 @@
         <w:rPr>
           <w:lang w:val="en-US"/>
         </w:rPr>
-        <w:t xml:space="preserve"> a </w:t>
-      </w:r>
-      <w:proofErr w:type="spellStart"/>
-      <w:r>
-        <w:rPr>
-          <w:lang w:val="en-US"/>
-        </w:rPr>
-        <w:t>MikroTik</w:t>
-      </w:r>
-      <w:proofErr w:type="spellEnd"/>
-      <w:r>
-        <w:rPr>
-          <w:lang w:val="en-US"/>
-        </w:rPr>
-        <w:t xml:space="preserve"> router LAN </w:t>
+        <w:t xml:space="preserve"> a MikroTik router LAN </w:t>
       </w:r>
       <w:proofErr w:type="spellStart"/>
       <w:r>
@@ -28106,21 +28255,7 @@
         <w:rPr>
           <w:lang w:val="en-US"/>
         </w:rPr>
-        <w:t xml:space="preserve">, mint a </w:t>
-      </w:r>
-      <w:proofErr w:type="spellStart"/>
-      <w:r>
-        <w:rPr>
-          <w:lang w:val="en-US"/>
-        </w:rPr>
-        <w:t>MikroTik</w:t>
-      </w:r>
-      <w:proofErr w:type="spellEnd"/>
-      <w:r>
-        <w:rPr>
-          <w:lang w:val="en-US"/>
-        </w:rPr>
-        <w:t xml:space="preserve">. </w:t>
+        <w:t xml:space="preserve">, mint a MikroTik. </w:t>
       </w:r>
       <w:proofErr w:type="spellStart"/>
       <w:r>
@@ -28487,25 +28622,7 @@
           <w:bCs/>
           <w:lang w:val="en-US"/>
         </w:rPr>
-        <w:t xml:space="preserve">T2 – A </w:t>
-      </w:r>
-      <w:proofErr w:type="spellStart"/>
-      <w:r>
-        <w:rPr>
-          <w:b/>
-          <w:bCs/>
-          <w:lang w:val="en-US"/>
-        </w:rPr>
-        <w:t>MikroTik</w:t>
-      </w:r>
-      <w:proofErr w:type="spellEnd"/>
-      <w:r>
-        <w:rPr>
-          <w:b/>
-          <w:bCs/>
-          <w:lang w:val="en-US"/>
-        </w:rPr>
-        <w:t xml:space="preserve"> gateway </w:t>
+        <w:t xml:space="preserve">T2 – A MikroTik gateway </w:t>
       </w:r>
       <w:proofErr w:type="spellStart"/>
       <w:r>
@@ -28562,6 +28679,7 @@
       </w:pPr>
       <w:r>
         <w:rPr>
+          <w:noProof/>
           <w:lang w:val="en-US"/>
         </w:rPr>
         <w:drawing>
@@ -28582,7 +28700,7 @@
                     </pic:cNvPicPr>
                   </pic:nvPicPr>
                   <pic:blipFill>
-                    <a:blip r:embed="rId49">
+                    <a:blip r:embed="rId56">
                       <a:extLst>
                         <a:ext uri="{28A0092B-C50C-407E-A947-70E740481C1C}">
                           <a14:useLocalDpi xmlns:a14="http://schemas.microsoft.com/office/drawing/2010/main" val="0"/>
@@ -28906,21 +29024,7 @@
         <w:rPr>
           <w:lang w:val="en-US"/>
         </w:rPr>
-        <w:t xml:space="preserve"> a </w:t>
-      </w:r>
-      <w:proofErr w:type="spellStart"/>
-      <w:r>
-        <w:rPr>
-          <w:lang w:val="en-US"/>
-        </w:rPr>
-        <w:t>MikroTik</w:t>
-      </w:r>
-      <w:proofErr w:type="spellEnd"/>
-      <w:r>
-        <w:rPr>
-          <w:lang w:val="en-US"/>
-        </w:rPr>
-        <w:t xml:space="preserve"> </w:t>
+        <w:t xml:space="preserve"> a MikroTik </w:t>
       </w:r>
       <w:proofErr w:type="spellStart"/>
       <w:r>
@@ -29840,6 +29944,7 @@
       </w:pPr>
       <w:r>
         <w:rPr>
+          <w:noProof/>
           <w:lang w:val="en-US"/>
         </w:rPr>
         <w:lastRenderedPageBreak/>
@@ -29861,7 +29966,7 @@
                     </pic:cNvPicPr>
                   </pic:nvPicPr>
                   <pic:blipFill>
-                    <a:blip r:embed="rId50">
+                    <a:blip r:embed="rId57">
                       <a:extLst>
                         <a:ext uri="{28A0092B-C50C-407E-A947-70E740481C1C}">
                           <a14:useLocalDpi xmlns:a14="http://schemas.microsoft.com/office/drawing/2010/main" val="0"/>
@@ -30143,21 +30248,7 @@
         <w:rPr>
           <w:lang w:val="en-US"/>
         </w:rPr>
-        <w:t xml:space="preserve"> a </w:t>
-      </w:r>
-      <w:proofErr w:type="spellStart"/>
-      <w:r>
-        <w:rPr>
-          <w:lang w:val="en-US"/>
-        </w:rPr>
-        <w:t>MikroTik</w:t>
-      </w:r>
-      <w:proofErr w:type="spellEnd"/>
-      <w:r>
-        <w:rPr>
-          <w:lang w:val="en-US"/>
-        </w:rPr>
-        <w:t xml:space="preserve"> gateway </w:t>
+        <w:t xml:space="preserve"> a MikroTik gateway </w:t>
       </w:r>
       <w:proofErr w:type="spellStart"/>
       <w:r>
@@ -31148,6 +31239,7 @@
       </w:pPr>
       <w:r>
         <w:rPr>
+          <w:noProof/>
           <w:lang w:val="en-US"/>
         </w:rPr>
         <w:lastRenderedPageBreak/>
@@ -31169,7 +31261,7 @@
                     </pic:cNvPicPr>
                   </pic:nvPicPr>
                   <pic:blipFill>
-                    <a:blip r:embed="rId51">
+                    <a:blip r:embed="rId58">
                       <a:extLst>
                         <a:ext uri="{28A0092B-C50C-407E-A947-70E740481C1C}">
                           <a14:useLocalDpi xmlns:a14="http://schemas.microsoft.com/office/drawing/2010/main" val="0"/>
@@ -32548,6 +32640,7 @@
       </w:pPr>
       <w:r>
         <w:rPr>
+          <w:noProof/>
           <w:lang w:val="en-US"/>
         </w:rPr>
         <w:drawing>
@@ -32568,7 +32661,7 @@
                     </pic:cNvPicPr>
                   </pic:nvPicPr>
                   <pic:blipFill>
-                    <a:blip r:embed="rId52">
+                    <a:blip r:embed="rId59">
                       <a:extLst>
                         <a:ext uri="{28A0092B-C50C-407E-A947-70E740481C1C}">
                           <a14:useLocalDpi xmlns:a14="http://schemas.microsoft.com/office/drawing/2010/main" val="0"/>
@@ -33932,6 +34025,7 @@
       </w:pPr>
       <w:r>
         <w:rPr>
+          <w:noProof/>
           <w:lang w:val="en-US"/>
         </w:rPr>
         <w:drawing>
@@ -33952,7 +34046,7 @@
                     </pic:cNvPicPr>
                   </pic:nvPicPr>
                   <pic:blipFill>
-                    <a:blip r:embed="rId53">
+                    <a:blip r:embed="rId60">
                       <a:extLst>
                         <a:ext uri="{28A0092B-C50C-407E-A947-70E740481C1C}">
                           <a14:useLocalDpi xmlns:a14="http://schemas.microsoft.com/office/drawing/2010/main" val="0"/>
@@ -35105,6 +35199,7 @@
       </w:pPr>
       <w:r>
         <w:rPr>
+          <w:noProof/>
           <w:lang w:val="en-US"/>
         </w:rPr>
         <w:lastRenderedPageBreak/>
@@ -35126,7 +35221,7 @@
                     </pic:cNvPicPr>
                   </pic:nvPicPr>
                   <pic:blipFill>
-                    <a:blip r:embed="rId54">
+                    <a:blip r:embed="rId61">
                       <a:extLst>
                         <a:ext uri="{28A0092B-C50C-407E-A947-70E740481C1C}">
                           <a14:useLocalDpi xmlns:a14="http://schemas.microsoft.com/office/drawing/2010/main" val="0"/>
@@ -35841,21 +35936,7 @@
         <w:rPr>
           <w:lang w:val="en-US"/>
         </w:rPr>
-        <w:t xml:space="preserve"> a </w:t>
-      </w:r>
-      <w:proofErr w:type="spellStart"/>
-      <w:r>
-        <w:rPr>
-          <w:lang w:val="en-US"/>
-        </w:rPr>
-        <w:t>MikroTik</w:t>
-      </w:r>
-      <w:proofErr w:type="spellEnd"/>
-      <w:r>
-        <w:rPr>
-          <w:lang w:val="en-US"/>
-        </w:rPr>
-        <w:t xml:space="preserve"> gateway </w:t>
+        <w:t xml:space="preserve"> a MikroTik gateway </w:t>
       </w:r>
       <w:proofErr w:type="spellStart"/>
       <w:r>
@@ -36181,6 +36262,7 @@
       </w:pPr>
       <w:r>
         <w:rPr>
+          <w:noProof/>
           <w:lang w:val="en-US"/>
         </w:rPr>
         <w:lastRenderedPageBreak/>
@@ -36202,7 +36284,7 @@
                     </pic:cNvPicPr>
                   </pic:nvPicPr>
                   <pic:blipFill>
-                    <a:blip r:embed="rId55">
+                    <a:blip r:embed="rId62">
                       <a:extLst>
                         <a:ext uri="{28A0092B-C50C-407E-A947-70E740481C1C}">
                           <a14:useLocalDpi xmlns:a14="http://schemas.microsoft.com/office/drawing/2010/main" val="0"/>
@@ -36403,11 +36485,19 @@
         <w:t xml:space="preserve"> a `</w:t>
       </w:r>
       <w:proofErr w:type="spellStart"/>
-      <w:r>
-        <w:rPr>
-          <w:lang w:val="en-US"/>
-        </w:rPr>
-        <w:t>linux.borsode.local</w:t>
+      <w:proofErr w:type="gramStart"/>
+      <w:r>
+        <w:rPr>
+          <w:lang w:val="en-US"/>
+        </w:rPr>
+        <w:t>linux.borsode</w:t>
+      </w:r>
+      <w:proofErr w:type="gramEnd"/>
+      <w:r>
+        <w:rPr>
+          <w:lang w:val="en-US"/>
+        </w:rPr>
+        <w:t>.local</w:t>
       </w:r>
       <w:proofErr w:type="spellEnd"/>
       <w:r>
@@ -36445,11 +36535,19 @@
         <w:t xml:space="preserve"> a `</w:t>
       </w:r>
       <w:proofErr w:type="spellStart"/>
-      <w:r>
-        <w:rPr>
-          <w:lang w:val="en-US"/>
-        </w:rPr>
-        <w:t>windows.borsode.local</w:t>
+      <w:proofErr w:type="gramStart"/>
+      <w:r>
+        <w:rPr>
+          <w:lang w:val="en-US"/>
+        </w:rPr>
+        <w:t>windows.borsode</w:t>
+      </w:r>
+      <w:proofErr w:type="gramEnd"/>
+      <w:r>
+        <w:rPr>
+          <w:lang w:val="en-US"/>
+        </w:rPr>
+        <w:t>.local</w:t>
       </w:r>
       <w:proofErr w:type="spellEnd"/>
       <w:r>
@@ -36808,6 +36906,7 @@
         <w:t xml:space="preserve"> – `</w:t>
       </w:r>
       <w:proofErr w:type="spellStart"/>
+      <w:proofErr w:type="gramStart"/>
       <w:r>
         <w:rPr>
           <w:lang w:val="en-US"/>
@@ -36815,6 +36914,7 @@
         <w:t>borsode.local</w:t>
       </w:r>
       <w:proofErr w:type="spellEnd"/>
+      <w:proofErr w:type="gramEnd"/>
       <w:r>
         <w:rPr>
           <w:lang w:val="en-US"/>
@@ -37373,6 +37473,7 @@
       </w:pPr>
       <w:r>
         <w:rPr>
+          <w:noProof/>
           <w:lang w:val="en-US"/>
         </w:rPr>
         <w:drawing>
@@ -37393,7 +37494,7 @@
                     </pic:cNvPicPr>
                   </pic:nvPicPr>
                   <pic:blipFill>
-                    <a:blip r:embed="rId56">
+                    <a:blip r:embed="rId63">
                       <a:extLst>
                         <a:ext uri="{28A0092B-C50C-407E-A947-70E740481C1C}">
                           <a14:useLocalDpi xmlns:a14="http://schemas.microsoft.com/office/drawing/2010/main" val="0"/>
@@ -38593,6 +38694,7 @@
       </w:pPr>
       <w:r>
         <w:rPr>
+          <w:noProof/>
           <w:lang w:val="en-US"/>
         </w:rPr>
         <w:drawing>
@@ -38613,7 +38715,7 @@
                     </pic:cNvPicPr>
                   </pic:nvPicPr>
                   <pic:blipFill>
-                    <a:blip r:embed="rId57">
+                    <a:blip r:embed="rId64">
                       <a:extLst>
                         <a:ext uri="{28A0092B-C50C-407E-A947-70E740481C1C}">
                           <a14:useLocalDpi xmlns:a14="http://schemas.microsoft.com/office/drawing/2010/main" val="0"/>
@@ -39569,6 +39671,7 @@
         <w:t xml:space="preserve"> `</w:t>
       </w:r>
       <w:proofErr w:type="spellStart"/>
+      <w:proofErr w:type="gramStart"/>
       <w:r>
         <w:rPr>
           <w:lang w:val="en-US"/>
@@ -39576,6 +39679,7 @@
         <w:t>borsode.local</w:t>
       </w:r>
       <w:proofErr w:type="spellEnd"/>
+      <w:proofErr w:type="gramEnd"/>
       <w:r>
         <w:rPr>
           <w:lang w:val="en-US"/>
@@ -39770,6 +39874,7 @@
       </w:pPr>
       <w:r>
         <w:rPr>
+          <w:noProof/>
           <w:lang w:val="en-US"/>
         </w:rPr>
         <w:lastRenderedPageBreak/>
@@ -39791,7 +39896,7 @@
                     </pic:cNvPicPr>
                   </pic:nvPicPr>
                   <pic:blipFill>
-                    <a:blip r:embed="rId58">
+                    <a:blip r:embed="rId65">
                       <a:extLst>
                         <a:ext uri="{28A0092B-C50C-407E-A947-70E740481C1C}">
                           <a14:useLocalDpi xmlns:a14="http://schemas.microsoft.com/office/drawing/2010/main" val="0"/>
@@ -40965,6 +41070,7 @@
       </w:pPr>
       <w:r>
         <w:rPr>
+          <w:noProof/>
           <w:lang w:val="en-US"/>
         </w:rPr>
         <w:drawing>
@@ -40985,7 +41091,7 @@
                     </pic:cNvPicPr>
                   </pic:nvPicPr>
                   <pic:blipFill>
-                    <a:blip r:embed="rId59">
+                    <a:blip r:embed="rId66">
                       <a:extLst>
                         <a:ext uri="{28A0092B-C50C-407E-A947-70E740481C1C}">
                           <a14:useLocalDpi xmlns:a14="http://schemas.microsoft.com/office/drawing/2010/main" val="0"/>
@@ -42041,6 +42147,7 @@
       </w:pPr>
       <w:r>
         <w:rPr>
+          <w:noProof/>
           <w:lang w:val="en-US"/>
         </w:rPr>
         <w:drawing>
@@ -42061,7 +42168,7 @@
                     </pic:cNvPicPr>
                   </pic:nvPicPr>
                   <pic:blipFill>
-                    <a:blip r:embed="rId60">
+                    <a:blip r:embed="rId67">
                       <a:extLst>
                         <a:ext uri="{28A0092B-C50C-407E-A947-70E740481C1C}">
                           <a14:useLocalDpi xmlns:a14="http://schemas.microsoft.com/office/drawing/2010/main" val="0"/>
@@ -42692,21 +42799,7 @@
         <w:rPr>
           <w:lang w:val="en-US"/>
         </w:rPr>
-        <w:t xml:space="preserve"> a </w:t>
-      </w:r>
-      <w:proofErr w:type="spellStart"/>
-      <w:r>
-        <w:rPr>
-          <w:lang w:val="en-US"/>
-        </w:rPr>
-        <w:t>MikroTik</w:t>
-      </w:r>
-      <w:proofErr w:type="spellEnd"/>
-      <w:r>
-        <w:rPr>
-          <w:lang w:val="en-US"/>
-        </w:rPr>
-        <w:t xml:space="preserve"> DHCP </w:t>
+        <w:t xml:space="preserve"> a MikroTik DHCP </w:t>
       </w:r>
       <w:proofErr w:type="spellStart"/>
       <w:r>
@@ -43004,6 +43097,7 @@
       </w:pPr>
       <w:r>
         <w:rPr>
+          <w:noProof/>
           <w:lang w:val="en-US"/>
         </w:rPr>
         <w:drawing>
@@ -43024,7 +43118,7 @@
                     </pic:cNvPicPr>
                   </pic:nvPicPr>
                   <pic:blipFill>
-                    <a:blip r:embed="rId61">
+                    <a:blip r:embed="rId68">
                       <a:extLst>
                         <a:ext uri="{28A0092B-C50C-407E-A947-70E740481C1C}">
                           <a14:useLocalDpi xmlns:a14="http://schemas.microsoft.com/office/drawing/2010/main" val="0"/>
@@ -43504,6 +43598,7 @@
         <w:t xml:space="preserve"> `</w:t>
       </w:r>
       <w:proofErr w:type="spellStart"/>
+      <w:proofErr w:type="gramStart"/>
       <w:r>
         <w:rPr>
           <w:lang w:val="en-US"/>
@@ -43511,6 +43606,7 @@
         <w:t>borsode.local</w:t>
       </w:r>
       <w:proofErr w:type="spellEnd"/>
+      <w:proofErr w:type="gramEnd"/>
       <w:r>
         <w:rPr>
           <w:lang w:val="en-US"/>
@@ -43925,6 +44021,7 @@
       </w:pPr>
       <w:r>
         <w:rPr>
+          <w:noProof/>
           <w:lang w:val="en-US"/>
         </w:rPr>
         <w:lastRenderedPageBreak/>
@@ -43946,7 +44043,7 @@
                     </pic:cNvPicPr>
                   </pic:nvPicPr>
                   <pic:blipFill>
-                    <a:blip r:embed="rId62">
+                    <a:blip r:embed="rId69">
                       <a:extLst>
                         <a:ext uri="{28A0092B-C50C-407E-A947-70E740481C1C}">
                           <a14:useLocalDpi xmlns:a14="http://schemas.microsoft.com/office/drawing/2010/main" val="0"/>
@@ -44795,6 +44892,7 @@
       </w:pPr>
       <w:r>
         <w:rPr>
+          <w:noProof/>
           <w:lang w:val="en-US"/>
         </w:rPr>
         <w:drawing>
@@ -44815,7 +44913,7 @@
                     </pic:cNvPicPr>
                   </pic:nvPicPr>
                   <pic:blipFill>
-                    <a:blip r:embed="rId63">
+                    <a:blip r:embed="rId70">
                       <a:extLst>
                         <a:ext uri="{28A0092B-C50C-407E-A947-70E740481C1C}">
                           <a14:useLocalDpi xmlns:a14="http://schemas.microsoft.com/office/drawing/2010/main" val="0"/>
@@ -45884,6 +45982,7 @@
       </w:pPr>
       <w:r>
         <w:rPr>
+          <w:noProof/>
           <w:lang w:val="en-US"/>
         </w:rPr>
         <w:lastRenderedPageBreak/>
@@ -45905,7 +46004,7 @@
                     </pic:cNvPicPr>
                   </pic:nvPicPr>
                   <pic:blipFill>
-                    <a:blip r:embed="rId64">
+                    <a:blip r:embed="rId71">
                       <a:extLst>
                         <a:ext uri="{28A0092B-C50C-407E-A947-70E740481C1C}">
                           <a14:useLocalDpi xmlns:a14="http://schemas.microsoft.com/office/drawing/2010/main" val="0"/>
@@ -47006,6 +47105,7 @@
       </w:pPr>
       <w:r>
         <w:rPr>
+          <w:noProof/>
           <w:lang w:val="en-US"/>
         </w:rPr>
         <w:lastRenderedPageBreak/>
@@ -47027,7 +47127,7 @@
                     </pic:cNvPicPr>
                   </pic:nvPicPr>
                   <pic:blipFill>
-                    <a:blip r:embed="rId65">
+                    <a:blip r:embed="rId72">
                       <a:extLst>
                         <a:ext uri="{28A0092B-C50C-407E-A947-70E740481C1C}">
                           <a14:useLocalDpi xmlns:a14="http://schemas.microsoft.com/office/drawing/2010/main" val="0"/>
@@ -47931,6 +48031,7 @@
       </w:pPr>
       <w:r>
         <w:rPr>
+          <w:noProof/>
           <w:lang w:val="en-US"/>
         </w:rPr>
         <w:lastRenderedPageBreak/>
@@ -47952,7 +48053,7 @@
                     </pic:cNvPicPr>
                   </pic:nvPicPr>
                   <pic:blipFill>
-                    <a:blip r:embed="rId66">
+                    <a:blip r:embed="rId73">
                       <a:extLst>
                         <a:ext uri="{28A0092B-C50C-407E-A947-70E740481C1C}">
                           <a14:useLocalDpi xmlns:a14="http://schemas.microsoft.com/office/drawing/2010/main" val="0"/>
@@ -48209,6 +48310,7 @@
         <w:t xml:space="preserve"> a `</w:t>
       </w:r>
       <w:proofErr w:type="spellStart"/>
+      <w:proofErr w:type="gramStart"/>
       <w:r>
         <w:rPr>
           <w:lang w:val="en-US"/>
@@ -48216,6 +48318,7 @@
         <w:t>borsode.local</w:t>
       </w:r>
       <w:proofErr w:type="spellEnd"/>
+      <w:proofErr w:type="gramEnd"/>
       <w:r>
         <w:rPr>
           <w:lang w:val="en-US"/>
@@ -48871,6 +48974,7 @@
       </w:pPr>
       <w:r>
         <w:rPr>
+          <w:noProof/>
           <w:lang w:val="en-US"/>
         </w:rPr>
         <w:lastRenderedPageBreak/>
@@ -48892,7 +48996,7 @@
                     </pic:cNvPicPr>
                   </pic:nvPicPr>
                   <pic:blipFill>
-                    <a:blip r:embed="rId67">
+                    <a:blip r:embed="rId74">
                       <a:extLst>
                         <a:ext uri="{28A0092B-C50C-407E-A947-70E740481C1C}">
                           <a14:useLocalDpi xmlns:a14="http://schemas.microsoft.com/office/drawing/2010/main" val="0"/>
@@ -49957,6 +50061,7 @@
       </w:pPr>
       <w:r>
         <w:rPr>
+          <w:noProof/>
           <w:lang w:val="en-US"/>
         </w:rPr>
         <w:drawing>
@@ -49977,7 +50082,7 @@
                     </pic:cNvPicPr>
                   </pic:nvPicPr>
                   <pic:blipFill>
-                    <a:blip r:embed="rId68">
+                    <a:blip r:embed="rId75">
                       <a:extLst>
                         <a:ext uri="{28A0092B-C50C-407E-A947-70E740481C1C}">
                           <a14:useLocalDpi xmlns:a14="http://schemas.microsoft.com/office/drawing/2010/main" val="0"/>
@@ -50207,6 +50312,7 @@
         <w:t xml:space="preserve"> a `</w:t>
       </w:r>
       <w:proofErr w:type="spellStart"/>
+      <w:proofErr w:type="gramStart"/>
       <w:r>
         <w:rPr>
           <w:lang w:val="en-US"/>
@@ -50214,6 +50320,7 @@
         <w:t>borsode.local</w:t>
       </w:r>
       <w:proofErr w:type="spellEnd"/>
+      <w:proofErr w:type="gramEnd"/>
       <w:r>
         <w:rPr>
           <w:lang w:val="en-US"/>
@@ -51059,6 +51166,7 @@
       </w:pPr>
       <w:r>
         <w:rPr>
+          <w:noProof/>
           <w:lang w:val="en-US"/>
         </w:rPr>
         <w:drawing>
@@ -51079,7 +51187,7 @@
                     </pic:cNvPicPr>
                   </pic:nvPicPr>
                   <pic:blipFill>
-                    <a:blip r:embed="rId69">
+                    <a:blip r:embed="rId76">
                       <a:extLst>
                         <a:ext uri="{28A0092B-C50C-407E-A947-70E740481C1C}">
                           <a14:useLocalDpi xmlns:a14="http://schemas.microsoft.com/office/drawing/2010/main" val="0"/>
@@ -52582,21 +52690,7 @@
         <w:rPr>
           <w:lang w:val="en-US"/>
         </w:rPr>
-        <w:t xml:space="preserve"> volt, a </w:t>
-      </w:r>
-      <w:proofErr w:type="spellStart"/>
-      <w:r>
-        <w:rPr>
-          <w:lang w:val="en-US"/>
-        </w:rPr>
-        <w:t>MikroTik</w:t>
-      </w:r>
-      <w:proofErr w:type="spellEnd"/>
-      <w:r>
-        <w:rPr>
-          <w:lang w:val="en-US"/>
-        </w:rPr>
-        <w:t xml:space="preserve"> gateway </w:t>
+        <w:t xml:space="preserve"> volt, a MikroTik gateway </w:t>
       </w:r>
       <w:proofErr w:type="spellStart"/>
       <w:r>
@@ -53744,11 +53838,265 @@
     <w:sectPr>
       <w:pgSz w:w="11906" w:h="16838"/>
       <w:pgMar w:top="1417" w:right="1417" w:bottom="1417" w:left="1417" w:header="708" w:footer="708" w:gutter="0"/>
+      <w:pgBorders w:offsetFrom="page">
+        <w:top w:val="dotDash" w:sz="12" w:space="24" w:color="auto"/>
+        <w:left w:val="dotDash" w:sz="12" w:space="24" w:color="auto"/>
+        <w:bottom w:val="dotDash" w:sz="12" w:space="24" w:color="auto"/>
+        <w:right w:val="dotDash" w:sz="12" w:space="24" w:color="auto"/>
+      </w:pgBorders>
       <w:cols w:space="708"/>
       <w:docGrid w:linePitch="360"/>
     </w:sectPr>
   </w:body>
 </w:document>
+</file>
+
+<file path=word/endnotes.xml><?xml version="1.0" encoding="utf-8"?>
+<w:endnotes xmlns:wpc="http://schemas.microsoft.com/office/word/2010/wordprocessingCanvas" xmlns:cx="http://schemas.microsoft.com/office/drawing/2014/chartex" xmlns:cx1="http://schemas.microsoft.com/office/drawing/2015/9/8/chartex" xmlns:cx2="http://schemas.microsoft.com/office/drawing/2015/10/21/chartex" xmlns:cx3="http://schemas.microsoft.com/office/drawing/2016/5/9/chartex" xmlns:cx4="http://schemas.microsoft.com/office/drawing/2016/5/10/chartex" xmlns:cx5="http://schemas.microsoft.com/office/drawing/2016/5/11/chartex" xmlns:cx6="http://schemas.microsoft.com/office/drawing/2016/5/12/chartex" xmlns:cx7="http://schemas.microsoft.com/office/drawing/2016/5/13/chartex" xmlns:cx8="http://schemas.microsoft.com/office/drawing/2016/5/14/chartex" xmlns:mc="http://schemas.openxmlformats.org/markup-compatibility/2006" xmlns:aink="http://schemas.microsoft.com/office/drawing/2016/ink" xmlns:am3d="http://schemas.microsoft.com/office/drawing/2017/model3d" xmlns:o="urn:schemas-microsoft-com:office:office" xmlns:oel="http://schemas.microsoft.com/office/2019/extlst" xmlns:r="http://schemas.openxmlformats.org/officeDocument/2006/relationships" xmlns:m="http://schemas.openxmlformats.org/officeDocument/2006/math" xmlns:v="urn:schemas-microsoft-com:vml" xmlns:wp14="http://schemas.microsoft.com/office/word/2010/wordprocessingDrawing" xmlns:wp="http://schemas.openxmlformats.org/drawingml/2006/wordprocessingDrawing" xmlns:w10="urn:schemas-microsoft-com:office:word" xmlns:w="http://schemas.openxmlformats.org/wordprocessingml/2006/main" xmlns:w14="http://schemas.microsoft.com/office/word/2010/wordml" xmlns:w15="http://schemas.microsoft.com/office/word/2012/wordml" xmlns:w16cex="http://schemas.microsoft.com/office/word/2018/wordml/cex" xmlns:w16cid="http://schemas.microsoft.com/office/word/2016/wordml/cid" xmlns:w16="http://schemas.microsoft.com/office/word/2018/wordml" xmlns:w16du="http://schemas.microsoft.com/office/word/2023/wordml/word16du" xmlns:w16sdtdh="http://schemas.microsoft.com/office/word/2020/wordml/sdtdatahash" xmlns:w16sdtfl="http://schemas.microsoft.com/office/word/2024/wordml/sdtformatlock" xmlns:w16se="http://schemas.microsoft.com/office/word/2015/wordml/symex" xmlns:wpg="http://schemas.microsoft.com/office/word/2010/wordprocessingGroup" xmlns:wpi="http://schemas.microsoft.com/office/word/2010/wordprocessingInk" xmlns:wne="http://schemas.microsoft.com/office/word/2006/wordml" xmlns:wps="http://schemas.microsoft.com/office/word/2010/wordprocessingShape" mc:Ignorable="w14 w15 w16se w16cid w16 w16cex w16sdtdh w16sdtfl w16du wp14">
+  <w:endnote w:type="separator" w:id="-1">
+    <w:p>
+      <w:pPr>
+        <w:spacing w:after="0" w:line="240" w:lineRule="auto"/>
+      </w:pPr>
+      <w:r>
+        <w:separator/>
+      </w:r>
+    </w:p>
+  </w:endnote>
+  <w:endnote w:type="continuationSeparator" w:id="0">
+    <w:p>
+      <w:pPr>
+        <w:spacing w:after="0" w:line="240" w:lineRule="auto"/>
+      </w:pPr>
+      <w:r>
+        <w:continuationSeparator/>
+      </w:r>
+    </w:p>
+  </w:endnote>
+</w:endnotes>
+</file>
+
+<file path=word/footer1.xml><?xml version="1.0" encoding="utf-8"?>
+<w:ftr xmlns:wpc="http://schemas.microsoft.com/office/word/2010/wordprocessingCanvas" xmlns:cx="http://schemas.microsoft.com/office/drawing/2014/chartex" xmlns:cx1="http://schemas.microsoft.com/office/drawing/2015/9/8/chartex" xmlns:cx2="http://schemas.microsoft.com/office/drawing/2015/10/21/chartex" xmlns:cx3="http://schemas.microsoft.com/office/drawing/2016/5/9/chartex" xmlns:cx4="http://schemas.microsoft.com/office/drawing/2016/5/10/chartex" xmlns:cx5="http://schemas.microsoft.com/office/drawing/2016/5/11/chartex" xmlns:cx6="http://schemas.microsoft.com/office/drawing/2016/5/12/chartex" xmlns:cx7="http://schemas.microsoft.com/office/drawing/2016/5/13/chartex" xmlns:cx8="http://schemas.microsoft.com/office/drawing/2016/5/14/chartex" xmlns:mc="http://schemas.openxmlformats.org/markup-compatibility/2006" xmlns:aink="http://schemas.microsoft.com/office/drawing/2016/ink" xmlns:am3d="http://schemas.microsoft.com/office/drawing/2017/model3d" xmlns:o="urn:schemas-microsoft-com:office:office" xmlns:oel="http://schemas.microsoft.com/office/2019/extlst" xmlns:r="http://schemas.openxmlformats.org/officeDocument/2006/relationships" xmlns:m="http://schemas.openxmlformats.org/officeDocument/2006/math" xmlns:v="urn:schemas-microsoft-com:vml" xmlns:wp14="http://schemas.microsoft.com/office/word/2010/wordprocessingDrawing" xmlns:wp="http://schemas.openxmlformats.org/drawingml/2006/wordprocessingDrawing" xmlns:w10="urn:schemas-microsoft-com:office:word" xmlns:w="http://schemas.openxmlformats.org/wordprocessingml/2006/main" xmlns:w14="http://schemas.microsoft.com/office/word/2010/wordml" xmlns:w15="http://schemas.microsoft.com/office/word/2012/wordml" xmlns:w16cex="http://schemas.microsoft.com/office/word/2018/wordml/cex" xmlns:w16cid="http://schemas.microsoft.com/office/word/2016/wordml/cid" xmlns:w16="http://schemas.microsoft.com/office/word/2018/wordml" xmlns:w16du="http://schemas.microsoft.com/office/word/2023/wordml/word16du" xmlns:w16sdtdh="http://schemas.microsoft.com/office/word/2020/wordml/sdtdatahash" xmlns:w16sdtfl="http://schemas.microsoft.com/office/word/2024/wordml/sdtformatlock" xmlns:w16se="http://schemas.microsoft.com/office/word/2015/wordml/symex" xmlns:wpg="http://schemas.microsoft.com/office/word/2010/wordprocessingGroup" xmlns:wpi="http://schemas.microsoft.com/office/word/2010/wordprocessingInk" xmlns:wne="http://schemas.microsoft.com/office/word/2006/wordml" xmlns:wps="http://schemas.microsoft.com/office/word/2010/wordprocessingShape" mc:Ignorable="w14 w15 w16se w16cid w16 w16cex w16sdtdh w16sdtfl w16du wp14">
+  <w:p>
+    <w:pPr>
+      <w:pStyle w:val="llb"/>
+    </w:pPr>
+  </w:p>
+</w:ftr>
+</file>
+
+<file path=word/footer2.xml><?xml version="1.0" encoding="utf-8"?>
+<w:ftr xmlns:wpc="http://schemas.microsoft.com/office/word/2010/wordprocessingCanvas" xmlns:cx="http://schemas.microsoft.com/office/drawing/2014/chartex" xmlns:cx1="http://schemas.microsoft.com/office/drawing/2015/9/8/chartex" xmlns:cx2="http://schemas.microsoft.com/office/drawing/2015/10/21/chartex" xmlns:cx3="http://schemas.microsoft.com/office/drawing/2016/5/9/chartex" xmlns:cx4="http://schemas.microsoft.com/office/drawing/2016/5/10/chartex" xmlns:cx5="http://schemas.microsoft.com/office/drawing/2016/5/11/chartex" xmlns:cx6="http://schemas.microsoft.com/office/drawing/2016/5/12/chartex" xmlns:cx7="http://schemas.microsoft.com/office/drawing/2016/5/13/chartex" xmlns:cx8="http://schemas.microsoft.com/office/drawing/2016/5/14/chartex" xmlns:mc="http://schemas.openxmlformats.org/markup-compatibility/2006" xmlns:aink="http://schemas.microsoft.com/office/drawing/2016/ink" xmlns:am3d="http://schemas.microsoft.com/office/drawing/2017/model3d" xmlns:o="urn:schemas-microsoft-com:office:office" xmlns:oel="http://schemas.microsoft.com/office/2019/extlst" xmlns:r="http://schemas.openxmlformats.org/officeDocument/2006/relationships" xmlns:m="http://schemas.openxmlformats.org/officeDocument/2006/math" xmlns:v="urn:schemas-microsoft-com:vml" xmlns:wp14="http://schemas.microsoft.com/office/word/2010/wordprocessingDrawing" xmlns:wp="http://schemas.openxmlformats.org/drawingml/2006/wordprocessingDrawing" xmlns:w10="urn:schemas-microsoft-com:office:word" xmlns:w="http://schemas.openxmlformats.org/wordprocessingml/2006/main" xmlns:w14="http://schemas.microsoft.com/office/word/2010/wordml" xmlns:w15="http://schemas.microsoft.com/office/word/2012/wordml" xmlns:w16cex="http://schemas.microsoft.com/office/word/2018/wordml/cex" xmlns:w16cid="http://schemas.microsoft.com/office/word/2016/wordml/cid" xmlns:w16="http://schemas.microsoft.com/office/word/2018/wordml" xmlns:w16du="http://schemas.microsoft.com/office/word/2023/wordml/word16du" xmlns:w16sdtdh="http://schemas.microsoft.com/office/word/2020/wordml/sdtdatahash" xmlns:w16sdtfl="http://schemas.microsoft.com/office/word/2024/wordml/sdtformatlock" xmlns:w16se="http://schemas.microsoft.com/office/word/2015/wordml/symex" xmlns:wpg="http://schemas.microsoft.com/office/word/2010/wordprocessingGroup" xmlns:wpi="http://schemas.microsoft.com/office/word/2010/wordprocessingInk" xmlns:wne="http://schemas.microsoft.com/office/word/2006/wordml" xmlns:wps="http://schemas.microsoft.com/office/word/2010/wordprocessingShape" mc:Ignorable="w14 w15 w16se w16cid w16 w16cex w16sdtdh w16sdtfl w16du wp14">
+  <w:p>
+    <w:pPr>
+      <w:pStyle w:val="llb"/>
+      <w:ind w:left="142"/>
+    </w:pPr>
+    <w:r>
+      <w:fldChar w:fldCharType="begin"/>
+    </w:r>
+    <w:r>
+      <w:instrText>PAGE   \* MERGEFORMAT</w:instrText>
+    </w:r>
+    <w:r>
+      <w:fldChar w:fldCharType="separate"/>
+    </w:r>
+    <w:r>
+      <w:t>1</w:t>
+    </w:r>
+    <w:r>
+      <w:fldChar w:fldCharType="end"/>
+    </w:r>
+    <w:r>
+      <w:tab/>
+    </w:r>
+    <w:r>
+      <w:t xml:space="preserve"> Budapest</w:t>
+    </w:r>
+    <w:r>
+      <w:t>,</w:t>
+    </w:r>
+    <w:r>
+      <w:t xml:space="preserve"> 2026</w:t>
+    </w:r>
+  </w:p>
+  <w:p>
+    <w:pPr>
+      <w:pStyle w:val="llb"/>
+    </w:pPr>
+  </w:p>
+</w:ftr>
+</file>
+
+<file path=word/footer3.xml><?xml version="1.0" encoding="utf-8"?>
+<w:ftr xmlns:wpc="http://schemas.microsoft.com/office/word/2010/wordprocessingCanvas" xmlns:cx="http://schemas.microsoft.com/office/drawing/2014/chartex" xmlns:cx1="http://schemas.microsoft.com/office/drawing/2015/9/8/chartex" xmlns:cx2="http://schemas.microsoft.com/office/drawing/2015/10/21/chartex" xmlns:cx3="http://schemas.microsoft.com/office/drawing/2016/5/9/chartex" xmlns:cx4="http://schemas.microsoft.com/office/drawing/2016/5/10/chartex" xmlns:cx5="http://schemas.microsoft.com/office/drawing/2016/5/11/chartex" xmlns:cx6="http://schemas.microsoft.com/office/drawing/2016/5/12/chartex" xmlns:cx7="http://schemas.microsoft.com/office/drawing/2016/5/13/chartex" xmlns:cx8="http://schemas.microsoft.com/office/drawing/2016/5/14/chartex" xmlns:mc="http://schemas.openxmlformats.org/markup-compatibility/2006" xmlns:aink="http://schemas.microsoft.com/office/drawing/2016/ink" xmlns:am3d="http://schemas.microsoft.com/office/drawing/2017/model3d" xmlns:o="urn:schemas-microsoft-com:office:office" xmlns:oel="http://schemas.microsoft.com/office/2019/extlst" xmlns:r="http://schemas.openxmlformats.org/officeDocument/2006/relationships" xmlns:m="http://schemas.openxmlformats.org/officeDocument/2006/math" xmlns:v="urn:schemas-microsoft-com:vml" xmlns:wp14="http://schemas.microsoft.com/office/word/2010/wordprocessingDrawing" xmlns:wp="http://schemas.openxmlformats.org/drawingml/2006/wordprocessingDrawing" xmlns:w10="urn:schemas-microsoft-com:office:word" xmlns:w="http://schemas.openxmlformats.org/wordprocessingml/2006/main" xmlns:w14="http://schemas.microsoft.com/office/word/2010/wordml" xmlns:w15="http://schemas.microsoft.com/office/word/2012/wordml" xmlns:w16cex="http://schemas.microsoft.com/office/word/2018/wordml/cex" xmlns:w16cid="http://schemas.microsoft.com/office/word/2016/wordml/cid" xmlns:w16="http://schemas.microsoft.com/office/word/2018/wordml" xmlns:w16du="http://schemas.microsoft.com/office/word/2023/wordml/word16du" xmlns:w16sdtdh="http://schemas.microsoft.com/office/word/2020/wordml/sdtdatahash" xmlns:w16sdtfl="http://schemas.microsoft.com/office/word/2024/wordml/sdtformatlock" xmlns:w16se="http://schemas.microsoft.com/office/word/2015/wordml/symex" xmlns:wpg="http://schemas.microsoft.com/office/word/2010/wordprocessingGroup" xmlns:wpi="http://schemas.microsoft.com/office/word/2010/wordprocessingInk" xmlns:wne="http://schemas.microsoft.com/office/word/2006/wordml" xmlns:wps="http://schemas.microsoft.com/office/word/2010/wordprocessingShape" mc:Ignorable="w14 w15 w16se w16cid w16 w16cex w16sdtdh w16sdtfl w16du wp14">
+  <w:p>
+    <w:pPr>
+      <w:pStyle w:val="llb"/>
+    </w:pPr>
+  </w:p>
+</w:ftr>
+</file>
+
+<file path=word/footnotes.xml><?xml version="1.0" encoding="utf-8"?>
+<w:footnotes xmlns:wpc="http://schemas.microsoft.com/office/word/2010/wordprocessingCanvas" xmlns:cx="http://schemas.microsoft.com/office/drawing/2014/chartex" xmlns:cx1="http://schemas.microsoft.com/office/drawing/2015/9/8/chartex" xmlns:cx2="http://schemas.microsoft.com/office/drawing/2015/10/21/chartex" xmlns:cx3="http://schemas.microsoft.com/office/drawing/2016/5/9/chartex" xmlns:cx4="http://schemas.microsoft.com/office/drawing/2016/5/10/chartex" xmlns:cx5="http://schemas.microsoft.com/office/drawing/2016/5/11/chartex" xmlns:cx6="http://schemas.microsoft.com/office/drawing/2016/5/12/chartex" xmlns:cx7="http://schemas.microsoft.com/office/drawing/2016/5/13/chartex" xmlns:cx8="http://schemas.microsoft.com/office/drawing/2016/5/14/chartex" xmlns:mc="http://schemas.openxmlformats.org/markup-compatibility/2006" xmlns:aink="http://schemas.microsoft.com/office/drawing/2016/ink" xmlns:am3d="http://schemas.microsoft.com/office/drawing/2017/model3d" xmlns:o="urn:schemas-microsoft-com:office:office" xmlns:oel="http://schemas.microsoft.com/office/2019/extlst" xmlns:r="http://schemas.openxmlformats.org/officeDocument/2006/relationships" xmlns:m="http://schemas.openxmlformats.org/officeDocument/2006/math" xmlns:v="urn:schemas-microsoft-com:vml" xmlns:wp14="http://schemas.microsoft.com/office/word/2010/wordprocessingDrawing" xmlns:wp="http://schemas.openxmlformats.org/drawingml/2006/wordprocessingDrawing" xmlns:w10="urn:schemas-microsoft-com:office:word" xmlns:w="http://schemas.openxmlformats.org/wordprocessingml/2006/main" xmlns:w14="http://schemas.microsoft.com/office/word/2010/wordml" xmlns:w15="http://schemas.microsoft.com/office/word/2012/wordml" xmlns:w16cex="http://schemas.microsoft.com/office/word/2018/wordml/cex" xmlns:w16cid="http://schemas.microsoft.com/office/word/2016/wordml/cid" xmlns:w16="http://schemas.microsoft.com/office/word/2018/wordml" xmlns:w16du="http://schemas.microsoft.com/office/word/2023/wordml/word16du" xmlns:w16sdtdh="http://schemas.microsoft.com/office/word/2020/wordml/sdtdatahash" xmlns:w16sdtfl="http://schemas.microsoft.com/office/word/2024/wordml/sdtformatlock" xmlns:w16se="http://schemas.microsoft.com/office/word/2015/wordml/symex" xmlns:wpg="http://schemas.microsoft.com/office/word/2010/wordprocessingGroup" xmlns:wpi="http://schemas.microsoft.com/office/word/2010/wordprocessingInk" xmlns:wne="http://schemas.microsoft.com/office/word/2006/wordml" xmlns:wps="http://schemas.microsoft.com/office/word/2010/wordprocessingShape" mc:Ignorable="w14 w15 w16se w16cid w16 w16cex w16sdtdh w16sdtfl w16du wp14">
+  <w:footnote w:type="separator" w:id="-1">
+    <w:p>
+      <w:pPr>
+        <w:spacing w:after="0" w:line="240" w:lineRule="auto"/>
+      </w:pPr>
+      <w:r>
+        <w:separator/>
+      </w:r>
+    </w:p>
+  </w:footnote>
+  <w:footnote w:type="continuationSeparator" w:id="0">
+    <w:p>
+      <w:pPr>
+        <w:spacing w:after="0" w:line="240" w:lineRule="auto"/>
+      </w:pPr>
+      <w:r>
+        <w:continuationSeparator/>
+      </w:r>
+    </w:p>
+  </w:footnote>
+</w:footnotes>
+</file>
+
+<file path=word/header1.xml><?xml version="1.0" encoding="utf-8"?>
+<w:hdr xmlns:wpc="http://schemas.microsoft.com/office/word/2010/wordprocessingCanvas" xmlns:cx="http://schemas.microsoft.com/office/drawing/2014/chartex" xmlns:cx1="http://schemas.microsoft.com/office/drawing/2015/9/8/chartex" xmlns:cx2="http://schemas.microsoft.com/office/drawing/2015/10/21/chartex" xmlns:cx3="http://schemas.microsoft.com/office/drawing/2016/5/9/chartex" xmlns:cx4="http://schemas.microsoft.com/office/drawing/2016/5/10/chartex" xmlns:cx5="http://schemas.microsoft.com/office/drawing/2016/5/11/chartex" xmlns:cx6="http://schemas.microsoft.com/office/drawing/2016/5/12/chartex" xmlns:cx7="http://schemas.microsoft.com/office/drawing/2016/5/13/chartex" xmlns:cx8="http://schemas.microsoft.com/office/drawing/2016/5/14/chartex" xmlns:mc="http://schemas.openxmlformats.org/markup-compatibility/2006" xmlns:aink="http://schemas.microsoft.com/office/drawing/2016/ink" xmlns:am3d="http://schemas.microsoft.com/office/drawing/2017/model3d" xmlns:o="urn:schemas-microsoft-com:office:office" xmlns:oel="http://schemas.microsoft.com/office/2019/extlst" xmlns:r="http://schemas.openxmlformats.org/officeDocument/2006/relationships" xmlns:m="http://schemas.openxmlformats.org/officeDocument/2006/math" xmlns:v="urn:schemas-microsoft-com:vml" xmlns:wp14="http://schemas.microsoft.com/office/word/2010/wordprocessingDrawing" xmlns:wp="http://schemas.openxmlformats.org/drawingml/2006/wordprocessingDrawing" xmlns:w10="urn:schemas-microsoft-com:office:word" xmlns:w="http://schemas.openxmlformats.org/wordprocessingml/2006/main" xmlns:w14="http://schemas.microsoft.com/office/word/2010/wordml" xmlns:w15="http://schemas.microsoft.com/office/word/2012/wordml" xmlns:w16cex="http://schemas.microsoft.com/office/word/2018/wordml/cex" xmlns:w16cid="http://schemas.microsoft.com/office/word/2016/wordml/cid" xmlns:w16="http://schemas.microsoft.com/office/word/2018/wordml" xmlns:w16du="http://schemas.microsoft.com/office/word/2023/wordml/word16du" xmlns:w16sdtdh="http://schemas.microsoft.com/office/word/2020/wordml/sdtdatahash" xmlns:w16sdtfl="http://schemas.microsoft.com/office/word/2024/wordml/sdtformatlock" xmlns:w16se="http://schemas.microsoft.com/office/word/2015/wordml/symex" xmlns:wpg="http://schemas.microsoft.com/office/word/2010/wordprocessingGroup" xmlns:wpi="http://schemas.microsoft.com/office/word/2010/wordprocessingInk" xmlns:wne="http://schemas.microsoft.com/office/word/2006/wordml" xmlns:wps="http://schemas.microsoft.com/office/word/2010/wordprocessingShape" mc:Ignorable="w14 w15 w16se w16cid w16 w16cex w16sdtdh w16sdtfl w16du wp14">
+  <w:p>
+    <w:pPr>
+      <w:pStyle w:val="lfej"/>
+    </w:pPr>
+    <w:r>
+      <w:rPr>
+        <w:noProof/>
+      </w:rPr>
+      <w:pict w14:anchorId="47928104">
+        <v:shapetype id="_x0000_t136" coordsize="21600,21600" o:spt="136" adj="10800" path="m@7,l@8,m@5,21600l@6,21600e">
+          <v:formulas>
+            <v:f eqn="sum #0 0 10800"/>
+            <v:f eqn="prod #0 2 1"/>
+            <v:f eqn="sum 21600 0 @1"/>
+            <v:f eqn="sum 0 0 @2"/>
+            <v:f eqn="sum 21600 0 @3"/>
+            <v:f eqn="if @0 @3 0"/>
+            <v:f eqn="if @0 21600 @1"/>
+            <v:f eqn="if @0 0 @2"/>
+            <v:f eqn="if @0 @4 21600"/>
+            <v:f eqn="mid @5 @6"/>
+            <v:f eqn="mid @8 @5"/>
+            <v:f eqn="mid @7 @8"/>
+            <v:f eqn="mid @6 @7"/>
+            <v:f eqn="sum @6 0 @5"/>
+          </v:formulas>
+          <v:path textpathok="t" o:connecttype="custom" o:connectlocs="@9,0;@10,10800;@11,21600;@12,10800" o:connectangles="270,180,90,0"/>
+          <v:textpath on="t" fitshape="t"/>
+          <v:handles>
+            <v:h position="#0,bottomRight" xrange="6629,14971"/>
+          </v:handles>
+          <o:lock v:ext="edit" text="t" shapetype="t"/>
+        </v:shapetype>
+        <v:shape id="PowerPlusWaterMarkObject95934141" o:spid="_x0000_s1026" type="#_x0000_t136" style="position:absolute;margin-left:0;margin-top:0;width:570.75pt;height:244.6pt;rotation:315;z-index:-251655168;mso-position-horizontal:center;mso-position-horizontal-relative:margin;mso-position-vertical:center;mso-position-vertical-relative:margin" o:allowincell="f" fillcolor="#e8e8e8 [3214]" stroked="f">
+          <v:fill opacity=".5"/>
+          <v:textpath style="font-family:&quot;Calibri&quot;;font-size:1pt" string="Borsode"/>
+        </v:shape>
+      </w:pict>
+    </w:r>
+  </w:p>
+</w:hdr>
+</file>
+
+<file path=word/header2.xml><?xml version="1.0" encoding="utf-8"?>
+<w:hdr xmlns:wpc="http://schemas.microsoft.com/office/word/2010/wordprocessingCanvas" xmlns:cx="http://schemas.microsoft.com/office/drawing/2014/chartex" xmlns:cx1="http://schemas.microsoft.com/office/drawing/2015/9/8/chartex" xmlns:cx2="http://schemas.microsoft.com/office/drawing/2015/10/21/chartex" xmlns:cx3="http://schemas.microsoft.com/office/drawing/2016/5/9/chartex" xmlns:cx4="http://schemas.microsoft.com/office/drawing/2016/5/10/chartex" xmlns:cx5="http://schemas.microsoft.com/office/drawing/2016/5/11/chartex" xmlns:cx6="http://schemas.microsoft.com/office/drawing/2016/5/12/chartex" xmlns:cx7="http://schemas.microsoft.com/office/drawing/2016/5/13/chartex" xmlns:cx8="http://schemas.microsoft.com/office/drawing/2016/5/14/chartex" xmlns:mc="http://schemas.openxmlformats.org/markup-compatibility/2006" xmlns:aink="http://schemas.microsoft.com/office/drawing/2016/ink" xmlns:am3d="http://schemas.microsoft.com/office/drawing/2017/model3d" xmlns:o="urn:schemas-microsoft-com:office:office" xmlns:oel="http://schemas.microsoft.com/office/2019/extlst" xmlns:r="http://schemas.openxmlformats.org/officeDocument/2006/relationships" xmlns:m="http://schemas.openxmlformats.org/officeDocument/2006/math" xmlns:v="urn:schemas-microsoft-com:vml" xmlns:wp14="http://schemas.microsoft.com/office/word/2010/wordprocessingDrawing" xmlns:wp="http://schemas.openxmlformats.org/drawingml/2006/wordprocessingDrawing" xmlns:w10="urn:schemas-microsoft-com:office:word" xmlns:w="http://schemas.openxmlformats.org/wordprocessingml/2006/main" xmlns:w14="http://schemas.microsoft.com/office/word/2010/wordml" xmlns:w15="http://schemas.microsoft.com/office/word/2012/wordml" xmlns:w16cex="http://schemas.microsoft.com/office/word/2018/wordml/cex" xmlns:w16cid="http://schemas.microsoft.com/office/word/2016/wordml/cid" xmlns:w16="http://schemas.microsoft.com/office/word/2018/wordml" xmlns:w16du="http://schemas.microsoft.com/office/word/2023/wordml/word16du" xmlns:w16sdtdh="http://schemas.microsoft.com/office/word/2020/wordml/sdtdatahash" xmlns:w16sdtfl="http://schemas.microsoft.com/office/word/2024/wordml/sdtformatlock" xmlns:w16se="http://schemas.microsoft.com/office/word/2015/wordml/symex" xmlns:wpg="http://schemas.microsoft.com/office/word/2010/wordprocessingGroup" xmlns:wpi="http://schemas.microsoft.com/office/word/2010/wordprocessingInk" xmlns:wne="http://schemas.microsoft.com/office/word/2006/wordml" xmlns:wps="http://schemas.microsoft.com/office/word/2010/wordprocessingShape" mc:Ignorable="w14 w15 w16se w16cid w16 w16cex w16sdtdh w16sdtfl w16du wp14">
+  <w:p>
+    <w:pPr>
+      <w:pStyle w:val="lfej"/>
+    </w:pPr>
+    <w:r>
+      <w:rPr>
+        <w:noProof/>
+      </w:rPr>
+      <w:pict w14:anchorId="01FFA283">
+        <v:shapetype id="_x0000_t136" coordsize="21600,21600" o:spt="136" adj="10800" path="m@7,l@8,m@5,21600l@6,21600e">
+          <v:formulas>
+            <v:f eqn="sum #0 0 10800"/>
+            <v:f eqn="prod #0 2 1"/>
+            <v:f eqn="sum 21600 0 @1"/>
+            <v:f eqn="sum 0 0 @2"/>
+            <v:f eqn="sum 21600 0 @3"/>
+            <v:f eqn="if @0 @3 0"/>
+            <v:f eqn="if @0 21600 @1"/>
+            <v:f eqn="if @0 0 @2"/>
+            <v:f eqn="if @0 @4 21600"/>
+            <v:f eqn="mid @5 @6"/>
+            <v:f eqn="mid @8 @5"/>
+            <v:f eqn="mid @7 @8"/>
+            <v:f eqn="mid @6 @7"/>
+            <v:f eqn="sum @6 0 @5"/>
+          </v:formulas>
+          <v:path textpathok="t" o:connecttype="custom" o:connectlocs="@9,0;@10,10800;@11,21600;@12,10800" o:connectangles="270,180,90,0"/>
+          <v:textpath on="t" fitshape="t"/>
+          <v:handles>
+            <v:h position="#0,bottomRight" xrange="6629,14971"/>
+          </v:handles>
+          <o:lock v:ext="edit" text="t" shapetype="t"/>
+        </v:shapetype>
+        <v:shape id="PowerPlusWaterMarkObject95934142" o:spid="_x0000_s1027" type="#_x0000_t136" style="position:absolute;margin-left:0;margin-top:0;width:570.75pt;height:244.6pt;rotation:315;z-index:-251653120;mso-position-horizontal:center;mso-position-horizontal-relative:margin;mso-position-vertical:center;mso-position-vertical-relative:margin" o:allowincell="f" fillcolor="#e8e8e8 [3214]" stroked="f">
+          <v:fill opacity=".5"/>
+          <v:textpath style="font-family:&quot;Calibri&quot;;font-size:1pt" string="Borsode"/>
+        </v:shape>
+      </w:pict>
+    </w:r>
+  </w:p>
+</w:hdr>
+</file>
+
+<file path=word/header3.xml><?xml version="1.0" encoding="utf-8"?>
+<w:hdr xmlns:wpc="http://schemas.microsoft.com/office/word/2010/wordprocessingCanvas" xmlns:cx="http://schemas.microsoft.com/office/drawing/2014/chartex" xmlns:cx1="http://schemas.microsoft.com/office/drawing/2015/9/8/chartex" xmlns:cx2="http://schemas.microsoft.com/office/drawing/2015/10/21/chartex" xmlns:cx3="http://schemas.microsoft.com/office/drawing/2016/5/9/chartex" xmlns:cx4="http://schemas.microsoft.com/office/drawing/2016/5/10/chartex" xmlns:cx5="http://schemas.microsoft.com/office/drawing/2016/5/11/chartex" xmlns:cx6="http://schemas.microsoft.com/office/drawing/2016/5/12/chartex" xmlns:cx7="http://schemas.microsoft.com/office/drawing/2016/5/13/chartex" xmlns:cx8="http://schemas.microsoft.com/office/drawing/2016/5/14/chartex" xmlns:mc="http://schemas.openxmlformats.org/markup-compatibility/2006" xmlns:aink="http://schemas.microsoft.com/office/drawing/2016/ink" xmlns:am3d="http://schemas.microsoft.com/office/drawing/2017/model3d" xmlns:o="urn:schemas-microsoft-com:office:office" xmlns:oel="http://schemas.microsoft.com/office/2019/extlst" xmlns:r="http://schemas.openxmlformats.org/officeDocument/2006/relationships" xmlns:m="http://schemas.openxmlformats.org/officeDocument/2006/math" xmlns:v="urn:schemas-microsoft-com:vml" xmlns:wp14="http://schemas.microsoft.com/office/word/2010/wordprocessingDrawing" xmlns:wp="http://schemas.openxmlformats.org/drawingml/2006/wordprocessingDrawing" xmlns:w10="urn:schemas-microsoft-com:office:word" xmlns:w="http://schemas.openxmlformats.org/wordprocessingml/2006/main" xmlns:w14="http://schemas.microsoft.com/office/word/2010/wordml" xmlns:w15="http://schemas.microsoft.com/office/word/2012/wordml" xmlns:w16cex="http://schemas.microsoft.com/office/word/2018/wordml/cex" xmlns:w16cid="http://schemas.microsoft.com/office/word/2016/wordml/cid" xmlns:w16="http://schemas.microsoft.com/office/word/2018/wordml" xmlns:w16du="http://schemas.microsoft.com/office/word/2023/wordml/word16du" xmlns:w16sdtdh="http://schemas.microsoft.com/office/word/2020/wordml/sdtdatahash" xmlns:w16sdtfl="http://schemas.microsoft.com/office/word/2024/wordml/sdtformatlock" xmlns:w16se="http://schemas.microsoft.com/office/word/2015/wordml/symex" xmlns:wpg="http://schemas.microsoft.com/office/word/2010/wordprocessingGroup" xmlns:wpi="http://schemas.microsoft.com/office/word/2010/wordprocessingInk" xmlns:wne="http://schemas.microsoft.com/office/word/2006/wordml" xmlns:wps="http://schemas.microsoft.com/office/word/2010/wordprocessingShape" mc:Ignorable="w14 w15 w16se w16cid w16 w16cex w16sdtdh w16sdtfl w16du wp14">
+  <w:p>
+    <w:pPr>
+      <w:pStyle w:val="lfej"/>
+    </w:pPr>
+    <w:r>
+      <w:rPr>
+        <w:noProof/>
+      </w:rPr>
+      <w:pict w14:anchorId="2D61F973">
+        <v:shapetype id="_x0000_t136" coordsize="21600,21600" o:spt="136" adj="10800" path="m@7,l@8,m@5,21600l@6,21600e">
+          <v:formulas>
+            <v:f eqn="sum #0 0 10800"/>
+            <v:f eqn="prod #0 2 1"/>
+            <v:f eqn="sum 21600 0 @1"/>
+            <v:f eqn="sum 0 0 @2"/>
+            <v:f eqn="sum 21600 0 @3"/>
+            <v:f eqn="if @0 @3 0"/>
+            <v:f eqn="if @0 21600 @1"/>
+            <v:f eqn="if @0 0 @2"/>
+            <v:f eqn="if @0 @4 21600"/>
+            <v:f eqn="mid @5 @6"/>
+            <v:f eqn="mid @8 @5"/>
+            <v:f eqn="mid @7 @8"/>
+            <v:f eqn="mid @6 @7"/>
+            <v:f eqn="sum @6 0 @5"/>
+          </v:formulas>
+          <v:path textpathok="t" o:connecttype="custom" o:connectlocs="@9,0;@10,10800;@11,21600;@12,10800" o:connectangles="270,180,90,0"/>
+          <v:textpath on="t" fitshape="t"/>
+          <v:handles>
+            <v:h position="#0,bottomRight" xrange="6629,14971"/>
+          </v:handles>
+          <o:lock v:ext="edit" text="t" shapetype="t"/>
+        </v:shapetype>
+        <v:shape id="PowerPlusWaterMarkObject95934140" o:spid="_x0000_s1025" type="#_x0000_t136" style="position:absolute;margin-left:0;margin-top:0;width:570.75pt;height:244.6pt;rotation:315;z-index:-251657216;mso-position-horizontal:center;mso-position-horizontal-relative:margin;mso-position-vertical:center;mso-position-vertical-relative:margin" o:allowincell="f" fillcolor="#e8e8e8 [3214]" stroked="f">
+          <v:fill opacity=".5"/>
+          <v:textpath style="font-family:&quot;Calibri&quot;;font-size:1pt" string="Borsode"/>
+        </v:shape>
+      </w:pict>
+    </w:r>
+  </w:p>
+</w:hdr>
 </file>
 
 <file path=word/styles.xml><?xml version="1.0" encoding="utf-8"?>
@@ -54354,6 +54702,7 @@
   <w:style w:type="character" w:default="1" w:styleId="Bekezdsalapbettpusa">
     <w:name w:val="Default Paragraph Font"/>
     <w:uiPriority w:val="1"/>
+    <w:semiHidden/>
     <w:unhideWhenUsed/>
   </w:style>
   <w:style w:type="table" w:default="1" w:styleId="Normltblzat">
@@ -54686,6 +55035,50 @@
       </w:tblBorders>
     </w:tblPr>
   </w:style>
+  <w:style w:type="paragraph" w:styleId="lfej">
+    <w:name w:val="header"/>
+    <w:basedOn w:val="Norml"/>
+    <w:link w:val="lfejChar"/>
+    <w:uiPriority w:val="99"/>
+    <w:unhideWhenUsed/>
+    <w:rsid w:val="001C672A"/>
+    <w:pPr>
+      <w:tabs>
+        <w:tab w:val="center" w:pos="4536"/>
+        <w:tab w:val="right" w:pos="9072"/>
+      </w:tabs>
+      <w:spacing w:after="0" w:line="240" w:lineRule="auto"/>
+    </w:pPr>
+  </w:style>
+  <w:style w:type="character" w:customStyle="1" w:styleId="lfejChar">
+    <w:name w:val="Élőfej Char"/>
+    <w:basedOn w:val="Bekezdsalapbettpusa"/>
+    <w:link w:val="lfej"/>
+    <w:uiPriority w:val="99"/>
+    <w:rsid w:val="001C672A"/>
+  </w:style>
+  <w:style w:type="paragraph" w:styleId="llb">
+    <w:name w:val="footer"/>
+    <w:basedOn w:val="Norml"/>
+    <w:link w:val="llbChar"/>
+    <w:uiPriority w:val="99"/>
+    <w:unhideWhenUsed/>
+    <w:rsid w:val="001C672A"/>
+    <w:pPr>
+      <w:tabs>
+        <w:tab w:val="center" w:pos="4536"/>
+        <w:tab w:val="right" w:pos="9072"/>
+      </w:tabs>
+      <w:spacing w:after="0" w:line="240" w:lineRule="auto"/>
+    </w:pPr>
+  </w:style>
+  <w:style w:type="character" w:customStyle="1" w:styleId="llbChar">
+    <w:name w:val="Élőláb Char"/>
+    <w:basedOn w:val="Bekezdsalapbettpusa"/>
+    <w:link w:val="llb"/>
+    <w:uiPriority w:val="99"/>
+    <w:rsid w:val="001C672A"/>
+  </w:style>
 </w:styles>
 </file>
 
